--- a/docs/SprintBacklog_template_ENG.docx
+++ b/docs/SprintBacklog_template_ENG.docx
@@ -1,10 +1,10 @@
 
 <file path=word/document.xml><?xml version="1.0" encoding="utf-8"?>
-<w:document xmlns:wpc="http://schemas.microsoft.com/office/word/2010/wordprocessingCanvas" xmlns:cx="http://schemas.microsoft.com/office/drawing/2014/chartex" xmlns:cx1="http://schemas.microsoft.com/office/drawing/2015/9/8/chartex" xmlns:cx2="http://schemas.microsoft.com/office/drawing/2015/10/21/chartex" xmlns:cx3="http://schemas.microsoft.com/office/drawing/2016/5/9/chartex" xmlns:cx4="http://schemas.microsoft.com/office/drawing/2016/5/10/chartex" xmlns:cx5="http://schemas.microsoft.com/office/drawing/2016/5/11/chartex" xmlns:cx6="http://schemas.microsoft.com/office/drawing/2016/5/12/chartex" xmlns:cx7="http://schemas.microsoft.com/office/drawing/2016/5/13/chartex" xmlns:cx8="http://schemas.microsoft.com/office/drawing/2016/5/14/chartex" xmlns:mc="http://schemas.openxmlformats.org/markup-compatibility/2006" xmlns:aink="http://schemas.microsoft.com/office/drawing/2016/ink" xmlns:am3d="http://schemas.microsoft.com/office/drawing/2017/model3d" xmlns:o="urn:schemas-microsoft-com:office:office" xmlns:oel="http://schemas.microsoft.com/office/2019/extlst" xmlns:r="http://schemas.openxmlformats.org/officeDocument/2006/relationships" xmlns:m="http://schemas.openxmlformats.org/officeDocument/2006/math" xmlns:v="urn:schemas-microsoft-com:vml" xmlns:wp14="http://schemas.microsoft.com/office/word/2010/wordprocessingDrawing" xmlns:wp="http://schemas.openxmlformats.org/drawingml/2006/wordprocessingDrawing" xmlns:w10="urn:schemas-microsoft-com:office:word" xmlns:w="http://schemas.openxmlformats.org/wordprocessingml/2006/main" xmlns:w14="http://schemas.microsoft.com/office/word/2010/wordml" xmlns:w15="http://schemas.microsoft.com/office/word/2012/wordml" xmlns:w16cex="http://schemas.microsoft.com/office/word/2018/wordml/cex" xmlns:w16cid="http://schemas.microsoft.com/office/word/2016/wordml/cid" xmlns:w16="http://schemas.microsoft.com/office/word/2018/wordml" xmlns:w16sdtdh="http://schemas.microsoft.com/office/word/2020/wordml/sdtdatahash" xmlns:w16se="http://schemas.microsoft.com/office/word/2015/wordml/symex" xmlns:wpg="http://schemas.microsoft.com/office/word/2010/wordprocessingGroup" xmlns:wpi="http://schemas.microsoft.com/office/word/2010/wordprocessingInk" xmlns:wne="http://schemas.microsoft.com/office/word/2006/wordml" xmlns:wps="http://schemas.microsoft.com/office/word/2010/wordprocessingShape" mc:Ignorable="w14 w15 w16se w16cid w16 w16cex w16sdtdh wp14">
+<w:document xmlns:o="urn:schemas-microsoft-com:office:office" xmlns:r="http://schemas.openxmlformats.org/officeDocument/2006/relationships" xmlns:v="urn:schemas-microsoft-com:vml" xmlns:w="http://schemas.openxmlformats.org/wordprocessingml/2006/main" xmlns:w10="urn:schemas-microsoft-com:office:word" xmlns:wp="http://schemas.openxmlformats.org/drawingml/2006/wordprocessingDrawing" xmlns:pic="http://schemas.openxmlformats.org/drawingml/2006/picture" xmlns:wps="http://schemas.microsoft.com/office/word/2010/wordprocessingShape" xmlns:wpg="http://schemas.microsoft.com/office/word/2010/wordprocessingGroup" xmlns:mc="http://schemas.openxmlformats.org/markup-compatibility/2006" xmlns:wp14="http://schemas.microsoft.com/office/word/2010/wordprocessingDrawing" xmlns:w14="http://schemas.microsoft.com/office/word/2010/wordml" xmlns:w15="http://schemas.microsoft.com/office/word/2012/wordml" mc:Ignorable="w14 wp14 w15">
   <w:body>
     <w:p>
       <w:pPr>
-        <w:pStyle w:val="Ttulo"/>
+        <w:pStyle w:val="Title"/>
         <w:jc w:val="center"/>
         <w:rPr>
           <w:b/>
@@ -23,41 +23,83 @@
         <w:t>Sprint backlog</w:t>
       </w:r>
     </w:p>
-    <w:p/>
+    <w:p>
+      <w:pPr>
+        <w:pStyle w:val="Normal"/>
+        <w:rPr/>
+      </w:pPr>
+      <w:r>
+        <w:rPr/>
+      </w:r>
+    </w:p>
     <w:tbl>
       <w:tblPr>
         <w:tblStyle w:val="Tablaconcuadrcula4-nfasis5"/>
         <w:tblW w:w="16474" w:type="dxa"/>
+        <w:jc w:val="start"/>
         <w:tblInd w:w="-1246" w:type="dxa"/>
-        <w:tblLook w:val="04A0" w:firstRow="1" w:lastRow="0" w:firstColumn="1" w:lastColumn="0" w:noHBand="0" w:noVBand="1"/>
+        <w:tblLayout w:type="fixed"/>
+        <w:tblCellMar>
+          <w:top w:w="0" w:type="dxa"/>
+          <w:start w:w="108" w:type="dxa"/>
+          <w:bottom w:w="0" w:type="dxa"/>
+          <w:end w:w="108" w:type="dxa"/>
+        </w:tblCellMar>
+        <w:tblLook w:noHBand="0" w:noVBand="1" w:firstColumn="1" w:lastRow="0" w:lastColumn="0" w:firstRow="1" w:val="04a0"/>
       </w:tblPr>
       <w:tblGrid>
         <w:gridCol w:w="2353"/>
         <w:gridCol w:w="2353"/>
+        <w:gridCol w:w="2354"/>
         <w:gridCol w:w="2353"/>
         <w:gridCol w:w="2353"/>
-        <w:gridCol w:w="2354"/>
         <w:gridCol w:w="2354"/>
         <w:gridCol w:w="2354"/>
       </w:tblGrid>
       <w:tr>
         <w:trPr>
+          <w:trHeight w:val="463" w:hRule="atLeast"/>
           <w:cnfStyle w:val="100000000000" w:firstRow="1" w:lastRow="0" w:firstColumn="0" w:lastColumn="0" w:oddVBand="0" w:evenVBand="0" w:oddHBand="0" w:evenHBand="0" w:firstRowFirstColumn="0" w:firstRowLastColumn="0" w:lastRowFirstColumn="0" w:lastRowLastColumn="0"/>
-          <w:trHeight w:val="463"/>
         </w:trPr>
         <w:tc>
           <w:tcPr>
             <w:cnfStyle w:val="001000000000" w:firstRow="0" w:lastRow="0" w:firstColumn="1" w:lastColumn="0" w:oddVBand="0" w:evenVBand="0" w:oddHBand="0" w:evenHBand="0" w:firstRowFirstColumn="0" w:firstRowLastColumn="0" w:lastRowFirstColumn="0" w:lastRowLastColumn="0"/>
             <w:tcW w:w="2353" w:type="dxa"/>
-          </w:tcPr>
-          <w:p>
-            <w:pPr>
-              <w:jc w:val="center"/>
-            </w:pPr>
-            <w:r>
-              <w:rPr>
-                <w:sz w:val="28"/>
-                <w:szCs w:val="28"/>
+            <w:tcBorders>
+              <w:top w:val="single" w:sz="4" w:space="0" w:color="5B9BD5"/>
+              <w:start w:val="single" w:sz="4" w:space="0" w:color="5B9BD5"/>
+              <w:bottom w:val="single" w:sz="4" w:space="0" w:color="5B9BD5"/>
+              <w:end w:val="single" w:sz="4" w:space="0" w:color="5B9BD5"/>
+            </w:tcBorders>
+            <w:shd w:color="auto" w:fill="5B9BD5" w:themeFill="accent5" w:val="clear"/>
+          </w:tcPr>
+          <w:p>
+            <w:pPr>
+              <w:pStyle w:val="Normal"/>
+              <w:widowControl/>
+              <w:spacing w:lineRule="auto" w:line="240" w:before="0" w:after="0"/>
+              <w:jc w:val="center"/>
+              <w:rPr>
+                <w:rFonts w:ascii="Calibri" w:hAnsi="Calibri" w:eastAsia="Calibri" w:cs=""/>
+                <w:b/>
+                <w:bCs/>
+                <w:color w:themeColor="background1" w:val="FFFFFF"/>
+                <w:kern w:val="0"/>
+                <w:sz w:val="22"/>
+                <w:szCs w:val="22"/>
+                <w:lang w:val="pl-PL" w:eastAsia="en-US" w:bidi="ar-SA"/>
+              </w:rPr>
+            </w:pPr>
+            <w:r>
+              <w:rPr>
+                <w:rFonts w:eastAsia="Calibri" w:cs=""/>
+                <w:b/>
+                <w:bCs/>
+                <w:color w:themeColor="background1" w:val="FFFFFF"/>
+                <w:kern w:val="0"/>
+                <w:sz w:val="28"/>
+                <w:szCs w:val="28"/>
+                <w:lang w:val="pl-PL" w:eastAsia="en-US" w:bidi="ar-SA"/>
               </w:rPr>
               <w:t>Start date</w:t>
             </w:r>
@@ -66,9 +108,19 @@
         <w:tc>
           <w:tcPr>
             <w:tcW w:w="2353" w:type="dxa"/>
-          </w:tcPr>
-          <w:p>
-            <w:pPr>
+            <w:tcBorders>
+              <w:top w:val="single" w:sz="4" w:space="0" w:color="5B9BD5"/>
+              <w:start w:val="single" w:sz="4" w:space="0" w:color="5B9BD5"/>
+              <w:bottom w:val="single" w:sz="4" w:space="0" w:color="5B9BD5"/>
+              <w:end w:val="single" w:sz="4" w:space="0" w:color="5B9BD5"/>
+            </w:tcBorders>
+            <w:shd w:color="auto" w:fill="5B9BD5" w:themeFill="accent5" w:val="clear"/>
+          </w:tcPr>
+          <w:p>
+            <w:pPr>
+              <w:pStyle w:val="Normal"/>
+              <w:widowControl/>
+              <w:spacing w:lineRule="auto" w:line="240" w:before="0" w:after="0"/>
               <w:jc w:val="center"/>
               <w:cnfStyle w:val="100000000000" w:firstRow="1" w:lastRow="0" w:firstColumn="0" w:lastColumn="0" w:oddVBand="0" w:evenVBand="0" w:oddHBand="0" w:evenHBand="0" w:firstRowFirstColumn="0" w:firstRowLastColumn="0" w:lastRowFirstColumn="0" w:lastRowLastColumn="0"/>
               <w:rPr>
@@ -78,8 +130,14 @@
             </w:pPr>
             <w:r>
               <w:rPr>
-                <w:sz w:val="28"/>
-                <w:szCs w:val="28"/>
+                <w:rFonts w:eastAsia="Calibri" w:cs=""/>
+                <w:b/>
+                <w:bCs/>
+                <w:color w:themeColor="background1" w:val="FFFFFF"/>
+                <w:kern w:val="0"/>
+                <w:sz w:val="28"/>
+                <w:szCs w:val="28"/>
+                <w:lang w:val="pl-PL" w:eastAsia="en-US" w:bidi="ar-SA"/>
               </w:rPr>
               <w:t>End date</w:t>
             </w:r>
@@ -87,10 +145,58 @@
         </w:tc>
         <w:tc>
           <w:tcPr>
+            <w:tcW w:w="2354" w:type="dxa"/>
+            <w:tcBorders>
+              <w:top w:val="single" w:sz="4" w:space="0" w:color="5B9BD5"/>
+              <w:start w:val="single" w:sz="4" w:space="0" w:color="5B9BD5"/>
+              <w:bottom w:val="single" w:sz="4" w:space="0" w:color="5B9BD5"/>
+              <w:end w:val="single" w:sz="4" w:space="0" w:color="5B9BD5"/>
+            </w:tcBorders>
+            <w:shd w:color="auto" w:fill="5B9BD5" w:themeFill="accent5" w:val="clear"/>
+          </w:tcPr>
+          <w:p>
+            <w:pPr>
+              <w:pStyle w:val="Normal"/>
+              <w:widowControl/>
+              <w:spacing w:lineRule="auto" w:line="240" w:before="0" w:after="0"/>
+              <w:jc w:val="center"/>
+              <w:cnfStyle w:val="100000000000" w:firstRow="1" w:lastRow="0" w:firstColumn="0" w:lastColumn="0" w:oddVBand="0" w:evenVBand="0" w:oddHBand="0" w:evenHBand="0" w:firstRowFirstColumn="0" w:firstRowLastColumn="0" w:lastRowFirstColumn="0" w:lastRowLastColumn="0"/>
+              <w:rPr>
+                <w:sz w:val="28"/>
+                <w:szCs w:val="28"/>
+              </w:rPr>
+            </w:pPr>
+            <w:r>
+              <w:rPr>
+                <w:rFonts w:eastAsia="Calibri" w:cs=""/>
+                <w:b/>
+                <w:bCs/>
+                <w:color w:themeColor="background1" w:val="FFFFFF"/>
+                <w:kern w:val="0"/>
+                <w:sz w:val="28"/>
+                <w:szCs w:val="28"/>
+                <w:lang w:val="pl-PL" w:eastAsia="en-US" w:bidi="ar-SA"/>
+              </w:rPr>
+              <w:t>Ulugbek Norbutaev </w:t>
+            </w:r>
+          </w:p>
+        </w:tc>
+        <w:tc>
+          <w:tcPr>
             <w:tcW w:w="2353" w:type="dxa"/>
-          </w:tcPr>
-          <w:p>
-            <w:pPr>
+            <w:tcBorders>
+              <w:top w:val="single" w:sz="4" w:space="0" w:color="5B9BD5"/>
+              <w:start w:val="single" w:sz="4" w:space="0" w:color="5B9BD5"/>
+              <w:bottom w:val="single" w:sz="4" w:space="0" w:color="5B9BD5"/>
+              <w:end w:val="single" w:sz="4" w:space="0" w:color="5B9BD5"/>
+            </w:tcBorders>
+            <w:shd w:color="auto" w:fill="5B9BD5" w:themeFill="accent5" w:val="clear"/>
+          </w:tcPr>
+          <w:p>
+            <w:pPr>
+              <w:pStyle w:val="Normal"/>
+              <w:widowControl/>
+              <w:spacing w:lineRule="auto" w:line="240" w:before="0" w:after="0"/>
               <w:jc w:val="center"/>
               <w:cnfStyle w:val="100000000000" w:firstRow="1" w:lastRow="0" w:firstColumn="0" w:lastColumn="0" w:oddVBand="0" w:evenVBand="0" w:oddHBand="0" w:evenHBand="0" w:firstRowFirstColumn="0" w:firstRowLastColumn="0" w:lastRowFirstColumn="0" w:lastRowLastColumn="0"/>
               <w:rPr>
@@ -100,19 +206,35 @@
             </w:pPr>
             <w:r>
               <w:rPr>
-                <w:sz w:val="28"/>
-                <w:szCs w:val="28"/>
-              </w:rPr>
-              <w:t>Ulugbek Norbutaev </w:t>
+                <w:rFonts w:eastAsia="Calibri" w:cs=""/>
+                <w:b/>
+                <w:bCs/>
+                <w:color w:themeColor="background1" w:val="FFFFFF"/>
+                <w:kern w:val="0"/>
+                <w:sz w:val="28"/>
+                <w:szCs w:val="28"/>
+                <w:lang w:val="pl-PL" w:eastAsia="en-US" w:bidi="ar-SA"/>
+              </w:rPr>
+              <w:t>Emmanuel Omotobora</w:t>
             </w:r>
           </w:p>
         </w:tc>
         <w:tc>
           <w:tcPr>
             <w:tcW w:w="2353" w:type="dxa"/>
-          </w:tcPr>
-          <w:p>
-            <w:pPr>
+            <w:tcBorders>
+              <w:top w:val="single" w:sz="4" w:space="0" w:color="5B9BD5"/>
+              <w:start w:val="single" w:sz="4" w:space="0" w:color="5B9BD5"/>
+              <w:bottom w:val="single" w:sz="4" w:space="0" w:color="5B9BD5"/>
+              <w:end w:val="single" w:sz="4" w:space="0" w:color="5B9BD5"/>
+            </w:tcBorders>
+            <w:shd w:color="auto" w:fill="5B9BD5" w:themeFill="accent5" w:val="clear"/>
+          </w:tcPr>
+          <w:p>
+            <w:pPr>
+              <w:pStyle w:val="Normal"/>
+              <w:widowControl/>
+              <w:spacing w:lineRule="auto" w:line="240" w:before="0" w:after="0"/>
               <w:jc w:val="center"/>
               <w:cnfStyle w:val="100000000000" w:firstRow="1" w:lastRow="0" w:firstColumn="0" w:lastColumn="0" w:oddVBand="0" w:evenVBand="0" w:oddHBand="0" w:evenHBand="0" w:firstRowFirstColumn="0" w:firstRowLastColumn="0" w:lastRowFirstColumn="0" w:lastRowLastColumn="0"/>
               <w:rPr>
@@ -122,19 +244,35 @@
             </w:pPr>
             <w:r>
               <w:rPr>
-                <w:sz w:val="28"/>
-                <w:szCs w:val="28"/>
-              </w:rPr>
-              <w:t>Emmanuel Omotobora</w:t>
+                <w:rFonts w:eastAsia="Calibri" w:cs=""/>
+                <w:b/>
+                <w:bCs/>
+                <w:color w:themeColor="background1" w:val="FFFFFF"/>
+                <w:kern w:val="0"/>
+                <w:sz w:val="28"/>
+                <w:szCs w:val="28"/>
+                <w:lang w:val="pl-PL" w:eastAsia="en-US" w:bidi="ar-SA"/>
+              </w:rPr>
+              <w:t>Carla Otero</w:t>
             </w:r>
           </w:p>
         </w:tc>
         <w:tc>
           <w:tcPr>
             <w:tcW w:w="2354" w:type="dxa"/>
-          </w:tcPr>
-          <w:p>
-            <w:pPr>
+            <w:tcBorders>
+              <w:top w:val="single" w:sz="4" w:space="0" w:color="5B9BD5"/>
+              <w:start w:val="single" w:sz="4" w:space="0" w:color="5B9BD5"/>
+              <w:bottom w:val="single" w:sz="4" w:space="0" w:color="5B9BD5"/>
+              <w:end w:val="single" w:sz="4" w:space="0" w:color="5B9BD5"/>
+            </w:tcBorders>
+            <w:shd w:color="auto" w:fill="5B9BD5" w:themeFill="accent5" w:val="clear"/>
+          </w:tcPr>
+          <w:p>
+            <w:pPr>
+              <w:pStyle w:val="Normal"/>
+              <w:widowControl/>
+              <w:spacing w:lineRule="auto" w:line="240" w:before="0" w:after="0"/>
               <w:jc w:val="center"/>
               <w:cnfStyle w:val="100000000000" w:firstRow="1" w:lastRow="0" w:firstColumn="0" w:lastColumn="0" w:oddVBand="0" w:evenVBand="0" w:oddHBand="0" w:evenHBand="0" w:firstRowFirstColumn="0" w:firstRowLastColumn="0" w:lastRowFirstColumn="0" w:lastRowLastColumn="0"/>
               <w:rPr>
@@ -144,19 +282,35 @@
             </w:pPr>
             <w:r>
               <w:rPr>
-                <w:sz w:val="28"/>
-                <w:szCs w:val="28"/>
-              </w:rPr>
-              <w:t>Carla Otero</w:t>
+                <w:rFonts w:eastAsia="Calibri" w:cs=""/>
+                <w:b/>
+                <w:bCs/>
+                <w:color w:themeColor="background1" w:val="FFFFFF"/>
+                <w:kern w:val="0"/>
+                <w:sz w:val="28"/>
+                <w:szCs w:val="28"/>
+                <w:lang w:val="pl-PL" w:eastAsia="en-US" w:bidi="ar-SA"/>
+              </w:rPr>
+              <w:t>Carla Susana López</w:t>
             </w:r>
           </w:p>
         </w:tc>
         <w:tc>
           <w:tcPr>
             <w:tcW w:w="2354" w:type="dxa"/>
-          </w:tcPr>
-          <w:p>
-            <w:pPr>
+            <w:tcBorders>
+              <w:top w:val="single" w:sz="4" w:space="0" w:color="5B9BD5"/>
+              <w:start w:val="single" w:sz="4" w:space="0" w:color="5B9BD5"/>
+              <w:bottom w:val="single" w:sz="4" w:space="0" w:color="5B9BD5"/>
+              <w:end w:val="single" w:sz="4" w:space="0" w:color="5B9BD5"/>
+            </w:tcBorders>
+            <w:shd w:color="auto" w:fill="5B9BD5" w:themeFill="accent5" w:val="clear"/>
+          </w:tcPr>
+          <w:p>
+            <w:pPr>
+              <w:pStyle w:val="Normal"/>
+              <w:widowControl/>
+              <w:spacing w:lineRule="auto" w:line="240" w:before="0" w:after="0"/>
               <w:jc w:val="center"/>
               <w:cnfStyle w:val="100000000000" w:firstRow="1" w:lastRow="0" w:firstColumn="0" w:lastColumn="0" w:oddVBand="0" w:evenVBand="0" w:oddHBand="0" w:evenHBand="0" w:firstRowFirstColumn="0" w:firstRowLastColumn="0" w:lastRowFirstColumn="0" w:lastRowLastColumn="0"/>
               <w:rPr>
@@ -166,30 +320,14 @@
             </w:pPr>
             <w:r>
               <w:rPr>
-                <w:sz w:val="28"/>
-                <w:szCs w:val="28"/>
-              </w:rPr>
-              <w:t>Carla Susana López</w:t>
-            </w:r>
-          </w:p>
-        </w:tc>
-        <w:tc>
-          <w:tcPr>
-            <w:tcW w:w="2354" w:type="dxa"/>
-          </w:tcPr>
-          <w:p>
-            <w:pPr>
-              <w:jc w:val="center"/>
-              <w:cnfStyle w:val="100000000000" w:firstRow="1" w:lastRow="0" w:firstColumn="0" w:lastColumn="0" w:oddVBand="0" w:evenVBand="0" w:oddHBand="0" w:evenHBand="0" w:firstRowFirstColumn="0" w:firstRowLastColumn="0" w:lastRowFirstColumn="0" w:lastRowLastColumn="0"/>
-              <w:rPr>
-                <w:sz w:val="28"/>
-                <w:szCs w:val="28"/>
-              </w:rPr>
-            </w:pPr>
-            <w:r>
-              <w:rPr>
-                <w:sz w:val="28"/>
-                <w:szCs w:val="28"/>
+                <w:rFonts w:eastAsia="Calibri" w:cs=""/>
+                <w:b/>
+                <w:bCs/>
+                <w:color w:themeColor="background1" w:val="FFFFFF"/>
+                <w:kern w:val="0"/>
+                <w:sz w:val="28"/>
+                <w:szCs w:val="28"/>
+                <w:lang w:val="pl-PL" w:eastAsia="en-US" w:bidi="ar-SA"/>
               </w:rPr>
               <w:t>Madina Khaimuldina</w:t>
             </w:r>
@@ -198,49 +336,77 @@
       </w:tr>
       <w:tr>
         <w:trPr>
+          <w:trHeight w:val="463" w:hRule="atLeast"/>
           <w:cnfStyle w:val="000000100000" w:firstRow="0" w:lastRow="0" w:firstColumn="0" w:lastColumn="0" w:oddVBand="0" w:evenVBand="0" w:oddHBand="1" w:evenHBand="0" w:firstRowFirstColumn="0" w:firstRowLastColumn="0" w:lastRowFirstColumn="0" w:lastRowLastColumn="0"/>
-          <w:trHeight w:val="463"/>
         </w:trPr>
         <w:tc>
           <w:tcPr>
             <w:cnfStyle w:val="001000000000" w:firstRow="0" w:lastRow="0" w:firstColumn="1" w:lastColumn="0" w:oddVBand="0" w:evenVBand="0" w:oddHBand="0" w:evenHBand="0" w:firstRowFirstColumn="0" w:firstRowLastColumn="0" w:lastRowFirstColumn="0" w:lastRowLastColumn="0"/>
             <w:tcW w:w="2353" w:type="dxa"/>
-          </w:tcPr>
-          <w:p>
-            <w:pPr>
-              <w:jc w:val="center"/>
-              <w:rPr>
-                <w:b w:val="0"/>
-                <w:bCs w:val="0"/>
-                <w:sz w:val="28"/>
-                <w:szCs w:val="28"/>
-              </w:rPr>
-            </w:pPr>
-            <w:r>
-              <w:rPr>
-                <w:b w:val="0"/>
-                <w:bCs w:val="0"/>
-                <w:sz w:val="28"/>
-                <w:szCs w:val="28"/>
+            <w:tcBorders/>
+            <w:shd w:color="auto" w:fill="DEEAF6" w:themeFill="accent5" w:themeFillTint="33" w:val="clear"/>
+          </w:tcPr>
+          <w:p>
+            <w:pPr>
+              <w:pStyle w:val="Normal"/>
+              <w:widowControl/>
+              <w:spacing w:lineRule="auto" w:line="240" w:before="0" w:after="0"/>
+              <w:jc w:val="center"/>
+              <w:rPr>
+                <w:b w:val="false"/>
+                <w:bCs w:val="false"/>
+                <w:sz w:val="28"/>
+                <w:szCs w:val="28"/>
+              </w:rPr>
+            </w:pPr>
+            <w:r>
+              <w:rPr>
+                <w:rFonts w:eastAsia="Calibri" w:cs=""/>
+                <w:b w:val="false"/>
+                <w:bCs w:val="false"/>
+                <w:kern w:val="0"/>
+                <w:sz w:val="28"/>
+                <w:szCs w:val="28"/>
+                <w:lang w:val="pl-PL" w:eastAsia="en-US" w:bidi="ar-SA"/>
               </w:rPr>
               <w:t>16/10/2026</w:t>
             </w:r>
           </w:p>
           <w:p>
             <w:pPr>
-              <w:rPr>
-                <w:sz w:val="28"/>
-                <w:szCs w:val="28"/>
-              </w:rPr>
-            </w:pPr>
+              <w:pStyle w:val="Normal"/>
+              <w:widowControl/>
+              <w:spacing w:lineRule="auto" w:line="240" w:before="0" w:after="0"/>
+              <w:jc w:val="start"/>
+              <w:rPr>
+                <w:sz w:val="28"/>
+                <w:szCs w:val="28"/>
+              </w:rPr>
+            </w:pPr>
+            <w:r>
+              <w:rPr>
+                <w:rFonts w:eastAsia="Calibri" w:cs=""/>
+                <w:b/>
+                <w:bCs/>
+                <w:kern w:val="0"/>
+                <w:sz w:val="28"/>
+                <w:szCs w:val="28"/>
+                <w:lang w:val="pl-PL" w:eastAsia="en-US" w:bidi="ar-SA"/>
+              </w:rPr>
+            </w:r>
           </w:p>
         </w:tc>
         <w:tc>
           <w:tcPr>
             <w:tcW w:w="2353" w:type="dxa"/>
-          </w:tcPr>
-          <w:p>
-            <w:pPr>
+            <w:tcBorders/>
+            <w:shd w:color="auto" w:fill="DEEAF6" w:themeFill="accent5" w:themeFillTint="33" w:val="clear"/>
+          </w:tcPr>
+          <w:p>
+            <w:pPr>
+              <w:pStyle w:val="Normal"/>
+              <w:widowControl/>
+              <w:spacing w:lineRule="auto" w:line="240" w:before="0" w:after="0"/>
               <w:jc w:val="center"/>
               <w:cnfStyle w:val="000000100000" w:firstRow="0" w:lastRow="0" w:firstColumn="0" w:lastColumn="0" w:oddVBand="0" w:evenVBand="0" w:oddHBand="1" w:evenHBand="0" w:firstRowFirstColumn="0" w:firstRowLastColumn="0" w:lastRowFirstColumn="0" w:lastRowLastColumn="0"/>
               <w:rPr>
@@ -250,8 +416,11 @@
             </w:pPr>
             <w:r>
               <w:rPr>
-                <w:sz w:val="28"/>
-                <w:szCs w:val="28"/>
+                <w:rFonts w:eastAsia="Calibri" w:cs=""/>
+                <w:kern w:val="0"/>
+                <w:sz w:val="28"/>
+                <w:szCs w:val="28"/>
+                <w:lang w:val="pl-PL" w:eastAsia="en-US" w:bidi="ar-SA"/>
               </w:rPr>
               <w:t>30/10/2026</w:t>
             </w:r>
@@ -259,10 +428,46 @@
         </w:tc>
         <w:tc>
           <w:tcPr>
+            <w:tcW w:w="2354" w:type="dxa"/>
+            <w:tcBorders/>
+            <w:shd w:color="auto" w:fill="DEEAF6" w:themeFill="accent5" w:themeFillTint="33" w:val="clear"/>
+          </w:tcPr>
+          <w:p>
+            <w:pPr>
+              <w:pStyle w:val="Normal"/>
+              <w:widowControl/>
+              <w:spacing w:lineRule="auto" w:line="240" w:before="0" w:after="0"/>
+              <w:jc w:val="center"/>
+              <w:cnfStyle w:val="000000100000" w:firstRow="0" w:lastRow="0" w:firstColumn="0" w:lastColumn="0" w:oddVBand="0" w:evenVBand="0" w:oddHBand="1" w:evenHBand="0" w:firstRowFirstColumn="0" w:firstRowLastColumn="0" w:lastRowFirstColumn="0" w:lastRowLastColumn="0"/>
+              <w:rPr>
+                <w:sz w:val="28"/>
+                <w:szCs w:val="28"/>
+                <w:lang w:val="es-ES"/>
+              </w:rPr>
+            </w:pPr>
+            <w:r>
+              <w:rPr>
+                <w:rFonts w:eastAsia="Calibri" w:cs=""/>
+                <w:kern w:val="0"/>
+                <w:sz w:val="28"/>
+                <w:szCs w:val="28"/>
+                <w:lang w:val="es-ES" w:eastAsia="en-US" w:bidi="ar-SA"/>
+              </w:rPr>
+              <w:t>Run Express and connect session registration/login</w:t>
+            </w:r>
+          </w:p>
+        </w:tc>
+        <w:tc>
+          <w:tcPr>
             <w:tcW w:w="2353" w:type="dxa"/>
-          </w:tcPr>
-          <w:p>
-            <w:pPr>
+            <w:tcBorders/>
+            <w:shd w:color="auto" w:fill="DEEAF6" w:themeFill="accent5" w:themeFillTint="33" w:val="clear"/>
+          </w:tcPr>
+          <w:p>
+            <w:pPr>
+              <w:pStyle w:val="Normal"/>
+              <w:widowControl/>
+              <w:spacing w:lineRule="auto" w:line="240" w:before="0" w:after="0"/>
               <w:jc w:val="center"/>
               <w:cnfStyle w:val="000000100000" w:firstRow="0" w:lastRow="0" w:firstColumn="0" w:lastColumn="0" w:oddVBand="0" w:evenVBand="0" w:oddHBand="1" w:evenHBand="0" w:firstRowFirstColumn="0" w:firstRowLastColumn="0" w:lastRowFirstColumn="0" w:lastRowLastColumn="0"/>
               <w:rPr>
@@ -273,604 +478,157 @@
             </w:pPr>
             <w:r>
               <w:rPr>
+                <w:rFonts w:eastAsia="Calibri" w:cs=""/>
+                <w:kern w:val="0"/>
+                <w:sz w:val="28"/>
+                <w:szCs w:val="28"/>
+                <w:lang w:val="es-ES" w:eastAsia="en-US" w:bidi="ar-SA"/>
+              </w:rPr>
+              <w:t>Set up collaboration and build the small template shell</w:t>
+            </w:r>
+          </w:p>
+        </w:tc>
+        <w:tc>
+          <w:tcPr>
+            <w:tcW w:w="2353" w:type="dxa"/>
+            <w:tcBorders/>
+            <w:shd w:color="auto" w:fill="DEEAF6" w:themeFill="accent5" w:themeFillTint="33" w:val="clear"/>
+          </w:tcPr>
+          <w:p>
+            <w:pPr>
+              <w:pStyle w:val="Normal"/>
+              <w:widowControl/>
+              <w:spacing w:lineRule="auto" w:line="240" w:before="0" w:after="0"/>
+              <w:jc w:val="center"/>
+              <w:cnfStyle w:val="000000100000" w:firstRow="0" w:lastRow="0" w:firstColumn="0" w:lastColumn="0" w:oddVBand="0" w:evenVBand="0" w:oddHBand="1" w:evenHBand="0" w:firstRowFirstColumn="0" w:firstRowLastColumn="0" w:lastRowFirstColumn="0" w:lastRowLastColumn="0"/>
+              <w:rPr>
                 <w:sz w:val="28"/>
                 <w:szCs w:val="28"/>
                 <w:lang w:val="es-ES"/>
               </w:rPr>
-              <w:t xml:space="preserve">Run Express and </w:t>
-            </w:r>
-            <w:proofErr w:type="spellStart"/>
-            <w:r>
+            </w:pPr>
+            <w:r>
+              <w:rPr>
+                <w:rFonts w:eastAsia="Calibri" w:cs=""/>
+                <w:kern w:val="0"/>
+                <w:sz w:val="28"/>
+                <w:szCs w:val="28"/>
+                <w:lang w:val="es-ES" w:eastAsia="en-US" w:bidi="ar-SA"/>
+              </w:rPr>
+              <w:t>Learn the schema and create the first migrations</w:t>
+            </w:r>
+          </w:p>
+        </w:tc>
+        <w:tc>
+          <w:tcPr>
+            <w:tcW w:w="2354" w:type="dxa"/>
+            <w:tcBorders/>
+            <w:shd w:color="auto" w:fill="DEEAF6" w:themeFill="accent5" w:themeFillTint="33" w:val="clear"/>
+          </w:tcPr>
+          <w:p>
+            <w:pPr>
+              <w:pStyle w:val="Normal"/>
+              <w:widowControl/>
+              <w:spacing w:lineRule="auto" w:line="240" w:before="0" w:after="0"/>
+              <w:jc w:val="center"/>
+              <w:cnfStyle w:val="000000100000" w:firstRow="0" w:lastRow="0" w:firstColumn="0" w:lastColumn="0" w:oddVBand="0" w:evenVBand="0" w:oddHBand="1" w:evenHBand="0" w:firstRowFirstColumn="0" w:firstRowLastColumn="0" w:lastRowFirstColumn="0" w:lastRowLastColumn="0"/>
               <w:rPr>
                 <w:sz w:val="28"/>
                 <w:szCs w:val="28"/>
                 <w:lang w:val="es-ES"/>
               </w:rPr>
-              <w:t>connect</w:t>
-            </w:r>
-            <w:proofErr w:type="spellEnd"/>
-            <w:r>
+            </w:pPr>
+            <w:r>
+              <w:rPr>
+                <w:rFonts w:eastAsia="Calibri" w:cs=""/>
+                <w:kern w:val="0"/>
+                <w:sz w:val="28"/>
+                <w:szCs w:val="28"/>
+                <w:lang w:val="es-ES" w:eastAsia="en-US" w:bidi="ar-SA"/>
+              </w:rPr>
+              <w:t>Audit one dataset and freeze the prediction input contract</w:t>
+            </w:r>
+          </w:p>
+        </w:tc>
+        <w:tc>
+          <w:tcPr>
+            <w:tcW w:w="2354" w:type="dxa"/>
+            <w:tcBorders/>
+            <w:shd w:color="auto" w:fill="DEEAF6" w:themeFill="accent5" w:themeFillTint="33" w:val="clear"/>
+          </w:tcPr>
+          <w:p>
+            <w:pPr>
+              <w:pStyle w:val="Normal"/>
+              <w:widowControl/>
+              <w:spacing w:lineRule="auto" w:line="240" w:before="0" w:after="0"/>
+              <w:jc w:val="center"/>
+              <w:cnfStyle w:val="000000100000" w:firstRow="0" w:lastRow="0" w:firstColumn="0" w:lastColumn="0" w:oddVBand="0" w:evenVBand="0" w:oddHBand="1" w:evenHBand="0" w:firstRowFirstColumn="0" w:firstRowLastColumn="0" w:lastRowFirstColumn="0" w:lastRowLastColumn="0"/>
               <w:rPr>
                 <w:sz w:val="28"/>
                 <w:szCs w:val="28"/>
                 <w:lang w:val="es-ES"/>
               </w:rPr>
-              <w:t xml:space="preserve"> </w:t>
-            </w:r>
-            <w:proofErr w:type="spellStart"/>
-            <w:r>
-              <w:rPr>
-                <w:sz w:val="28"/>
-                <w:szCs w:val="28"/>
-                <w:lang w:val="es-ES"/>
-              </w:rPr>
-              <w:t>session</w:t>
-            </w:r>
-            <w:proofErr w:type="spellEnd"/>
-            <w:r>
-              <w:rPr>
-                <w:sz w:val="28"/>
-                <w:szCs w:val="28"/>
-                <w:lang w:val="es-ES"/>
-              </w:rPr>
-              <w:t xml:space="preserve"> </w:t>
-            </w:r>
-            <w:proofErr w:type="spellStart"/>
-            <w:r>
-              <w:rPr>
-                <w:sz w:val="28"/>
-                <w:szCs w:val="28"/>
-                <w:lang w:val="es-ES"/>
-              </w:rPr>
-              <w:t>registration</w:t>
-            </w:r>
-            <w:proofErr w:type="spellEnd"/>
-            <w:r>
-              <w:rPr>
-                <w:sz w:val="28"/>
-                <w:szCs w:val="28"/>
-                <w:lang w:val="es-ES"/>
-              </w:rPr>
-              <w:t>/</w:t>
-            </w:r>
-            <w:proofErr w:type="spellStart"/>
-            <w:r>
-              <w:rPr>
-                <w:sz w:val="28"/>
-                <w:szCs w:val="28"/>
-                <w:lang w:val="es-ES"/>
-              </w:rPr>
-              <w:t>login</w:t>
-            </w:r>
-            <w:proofErr w:type="spellEnd"/>
-          </w:p>
-        </w:tc>
-        <w:tc>
-          <w:tcPr>
-            <w:tcW w:w="2353" w:type="dxa"/>
-          </w:tcPr>
-          <w:p>
-            <w:pPr>
-              <w:jc w:val="center"/>
-              <w:cnfStyle w:val="000000100000" w:firstRow="0" w:lastRow="0" w:firstColumn="0" w:lastColumn="0" w:oddVBand="0" w:evenVBand="0" w:oddHBand="1" w:evenHBand="0" w:firstRowFirstColumn="0" w:firstRowLastColumn="0" w:lastRowFirstColumn="0" w:lastRowLastColumn="0"/>
-              <w:rPr>
-                <w:sz w:val="28"/>
-                <w:szCs w:val="28"/>
-                <w:lang w:val="es-ES"/>
-              </w:rPr>
-            </w:pPr>
-            <w:r>
-              <w:rPr>
-                <w:sz w:val="28"/>
-                <w:szCs w:val="28"/>
-                <w:lang w:val="es-ES"/>
-              </w:rPr>
-              <w:t xml:space="preserve">Set up </w:t>
-            </w:r>
-            <w:proofErr w:type="spellStart"/>
-            <w:r>
-              <w:rPr>
-                <w:sz w:val="28"/>
-                <w:szCs w:val="28"/>
-                <w:lang w:val="es-ES"/>
-              </w:rPr>
-              <w:t>collaboration</w:t>
-            </w:r>
-            <w:proofErr w:type="spellEnd"/>
-            <w:r>
-              <w:rPr>
-                <w:sz w:val="28"/>
-                <w:szCs w:val="28"/>
-                <w:lang w:val="es-ES"/>
-              </w:rPr>
-              <w:t xml:space="preserve"> and </w:t>
-            </w:r>
-            <w:proofErr w:type="spellStart"/>
-            <w:r>
-              <w:rPr>
-                <w:sz w:val="28"/>
-                <w:szCs w:val="28"/>
-                <w:lang w:val="es-ES"/>
-              </w:rPr>
-              <w:t>build</w:t>
-            </w:r>
-            <w:proofErr w:type="spellEnd"/>
-            <w:r>
-              <w:rPr>
-                <w:sz w:val="28"/>
-                <w:szCs w:val="28"/>
-                <w:lang w:val="es-ES"/>
-              </w:rPr>
-              <w:t xml:space="preserve"> </w:t>
-            </w:r>
-            <w:proofErr w:type="spellStart"/>
-            <w:r>
-              <w:rPr>
-                <w:sz w:val="28"/>
-                <w:szCs w:val="28"/>
-                <w:lang w:val="es-ES"/>
-              </w:rPr>
-              <w:t>the</w:t>
-            </w:r>
-            <w:proofErr w:type="spellEnd"/>
-            <w:r>
-              <w:rPr>
-                <w:sz w:val="28"/>
-                <w:szCs w:val="28"/>
-                <w:lang w:val="es-ES"/>
-              </w:rPr>
-              <w:t xml:space="preserve"> </w:t>
-            </w:r>
-            <w:proofErr w:type="spellStart"/>
-            <w:r>
-              <w:rPr>
-                <w:sz w:val="28"/>
-                <w:szCs w:val="28"/>
-                <w:lang w:val="es-ES"/>
-              </w:rPr>
-              <w:t>small</w:t>
-            </w:r>
-            <w:proofErr w:type="spellEnd"/>
-            <w:r>
-              <w:rPr>
-                <w:sz w:val="28"/>
-                <w:szCs w:val="28"/>
-                <w:lang w:val="es-ES"/>
-              </w:rPr>
-              <w:t xml:space="preserve"> </w:t>
-            </w:r>
-            <w:proofErr w:type="spellStart"/>
-            <w:r>
-              <w:rPr>
-                <w:sz w:val="28"/>
-                <w:szCs w:val="28"/>
-                <w:lang w:val="es-ES"/>
-              </w:rPr>
-              <w:t>template</w:t>
-            </w:r>
-            <w:proofErr w:type="spellEnd"/>
-            <w:r>
-              <w:rPr>
-                <w:sz w:val="28"/>
-                <w:szCs w:val="28"/>
-                <w:lang w:val="es-ES"/>
-              </w:rPr>
-              <w:t xml:space="preserve"> </w:t>
-            </w:r>
-            <w:proofErr w:type="spellStart"/>
-            <w:r>
-              <w:rPr>
-                <w:sz w:val="28"/>
-                <w:szCs w:val="28"/>
-                <w:lang w:val="es-ES"/>
-              </w:rPr>
-              <w:t>shell</w:t>
-            </w:r>
-            <w:proofErr w:type="spellEnd"/>
-          </w:p>
-        </w:tc>
-        <w:tc>
-          <w:tcPr>
-            <w:tcW w:w="2354" w:type="dxa"/>
-          </w:tcPr>
-          <w:p>
-            <w:pPr>
-              <w:jc w:val="center"/>
-              <w:cnfStyle w:val="000000100000" w:firstRow="0" w:lastRow="0" w:firstColumn="0" w:lastColumn="0" w:oddVBand="0" w:evenVBand="0" w:oddHBand="1" w:evenHBand="0" w:firstRowFirstColumn="0" w:firstRowLastColumn="0" w:lastRowFirstColumn="0" w:lastRowLastColumn="0"/>
-              <w:rPr>
-                <w:sz w:val="28"/>
-                <w:szCs w:val="28"/>
-                <w:lang w:val="es-ES"/>
-              </w:rPr>
-            </w:pPr>
-            <w:proofErr w:type="spellStart"/>
-            <w:r>
-              <w:rPr>
-                <w:sz w:val="28"/>
-                <w:szCs w:val="28"/>
-                <w:lang w:val="es-ES"/>
-              </w:rPr>
-              <w:t>Learn</w:t>
-            </w:r>
-            <w:proofErr w:type="spellEnd"/>
-            <w:r>
-              <w:rPr>
-                <w:sz w:val="28"/>
-                <w:szCs w:val="28"/>
-                <w:lang w:val="es-ES"/>
-              </w:rPr>
-              <w:t xml:space="preserve"> </w:t>
-            </w:r>
-            <w:proofErr w:type="spellStart"/>
-            <w:r>
-              <w:rPr>
-                <w:sz w:val="28"/>
-                <w:szCs w:val="28"/>
-                <w:lang w:val="es-ES"/>
-              </w:rPr>
-              <w:t>the</w:t>
-            </w:r>
-            <w:proofErr w:type="spellEnd"/>
-            <w:r>
-              <w:rPr>
-                <w:sz w:val="28"/>
-                <w:szCs w:val="28"/>
-                <w:lang w:val="es-ES"/>
-              </w:rPr>
-              <w:t xml:space="preserve"> </w:t>
-            </w:r>
-            <w:proofErr w:type="spellStart"/>
-            <w:r>
-              <w:rPr>
-                <w:sz w:val="28"/>
-                <w:szCs w:val="28"/>
-                <w:lang w:val="es-ES"/>
-              </w:rPr>
-              <w:t>schema</w:t>
-            </w:r>
-            <w:proofErr w:type="spellEnd"/>
-            <w:r>
-              <w:rPr>
-                <w:sz w:val="28"/>
-                <w:szCs w:val="28"/>
-                <w:lang w:val="es-ES"/>
-              </w:rPr>
-              <w:t xml:space="preserve"> and </w:t>
-            </w:r>
-            <w:proofErr w:type="spellStart"/>
-            <w:r>
-              <w:rPr>
-                <w:sz w:val="28"/>
-                <w:szCs w:val="28"/>
-                <w:lang w:val="es-ES"/>
-              </w:rPr>
-              <w:t>create</w:t>
-            </w:r>
-            <w:proofErr w:type="spellEnd"/>
-            <w:r>
-              <w:rPr>
-                <w:sz w:val="28"/>
-                <w:szCs w:val="28"/>
-                <w:lang w:val="es-ES"/>
-              </w:rPr>
-              <w:t xml:space="preserve"> </w:t>
-            </w:r>
-            <w:proofErr w:type="spellStart"/>
-            <w:r>
-              <w:rPr>
-                <w:sz w:val="28"/>
-                <w:szCs w:val="28"/>
-                <w:lang w:val="es-ES"/>
-              </w:rPr>
-              <w:t>the</w:t>
-            </w:r>
-            <w:proofErr w:type="spellEnd"/>
-            <w:r>
-              <w:rPr>
-                <w:sz w:val="28"/>
-                <w:szCs w:val="28"/>
-                <w:lang w:val="es-ES"/>
-              </w:rPr>
-              <w:t xml:space="preserve"> </w:t>
-            </w:r>
-            <w:proofErr w:type="spellStart"/>
-            <w:r>
-              <w:rPr>
-                <w:sz w:val="28"/>
-                <w:szCs w:val="28"/>
-                <w:lang w:val="es-ES"/>
-              </w:rPr>
-              <w:t>first</w:t>
-            </w:r>
-            <w:proofErr w:type="spellEnd"/>
-            <w:r>
-              <w:rPr>
-                <w:sz w:val="28"/>
-                <w:szCs w:val="28"/>
-                <w:lang w:val="es-ES"/>
-              </w:rPr>
-              <w:t xml:space="preserve"> </w:t>
-            </w:r>
-            <w:proofErr w:type="spellStart"/>
-            <w:r>
-              <w:rPr>
-                <w:sz w:val="28"/>
-                <w:szCs w:val="28"/>
-                <w:lang w:val="es-ES"/>
-              </w:rPr>
-              <w:t>migrations</w:t>
-            </w:r>
-            <w:proofErr w:type="spellEnd"/>
-          </w:p>
-        </w:tc>
-        <w:tc>
-          <w:tcPr>
-            <w:tcW w:w="2354" w:type="dxa"/>
-          </w:tcPr>
-          <w:p>
-            <w:pPr>
-              <w:jc w:val="center"/>
-              <w:cnfStyle w:val="000000100000" w:firstRow="0" w:lastRow="0" w:firstColumn="0" w:lastColumn="0" w:oddVBand="0" w:evenVBand="0" w:oddHBand="1" w:evenHBand="0" w:firstRowFirstColumn="0" w:firstRowLastColumn="0" w:lastRowFirstColumn="0" w:lastRowLastColumn="0"/>
-              <w:rPr>
-                <w:sz w:val="28"/>
-                <w:szCs w:val="28"/>
-                <w:lang w:val="es-ES"/>
-              </w:rPr>
-            </w:pPr>
-            <w:r>
-              <w:rPr>
-                <w:sz w:val="28"/>
-                <w:szCs w:val="28"/>
-                <w:lang w:val="es-ES"/>
-              </w:rPr>
-              <w:t xml:space="preserve">Audit </w:t>
-            </w:r>
-            <w:proofErr w:type="spellStart"/>
-            <w:r>
-              <w:rPr>
-                <w:sz w:val="28"/>
-                <w:szCs w:val="28"/>
-                <w:lang w:val="es-ES"/>
-              </w:rPr>
-              <w:t>one</w:t>
-            </w:r>
-            <w:proofErr w:type="spellEnd"/>
-            <w:r>
-              <w:rPr>
-                <w:sz w:val="28"/>
-                <w:szCs w:val="28"/>
-                <w:lang w:val="es-ES"/>
-              </w:rPr>
-              <w:t xml:space="preserve"> </w:t>
-            </w:r>
-            <w:proofErr w:type="spellStart"/>
-            <w:r>
-              <w:rPr>
-                <w:sz w:val="28"/>
-                <w:szCs w:val="28"/>
-                <w:lang w:val="es-ES"/>
-              </w:rPr>
-              <w:t>dataset</w:t>
-            </w:r>
-            <w:proofErr w:type="spellEnd"/>
-            <w:r>
-              <w:rPr>
-                <w:sz w:val="28"/>
-                <w:szCs w:val="28"/>
-                <w:lang w:val="es-ES"/>
-              </w:rPr>
-              <w:t xml:space="preserve"> and </w:t>
-            </w:r>
-            <w:proofErr w:type="spellStart"/>
-            <w:r>
-              <w:rPr>
-                <w:sz w:val="28"/>
-                <w:szCs w:val="28"/>
-                <w:lang w:val="es-ES"/>
-              </w:rPr>
-              <w:t>freeze</w:t>
-            </w:r>
-            <w:proofErr w:type="spellEnd"/>
-            <w:r>
-              <w:rPr>
-                <w:sz w:val="28"/>
-                <w:szCs w:val="28"/>
-                <w:lang w:val="es-ES"/>
-              </w:rPr>
-              <w:t xml:space="preserve"> </w:t>
-            </w:r>
-            <w:proofErr w:type="spellStart"/>
-            <w:r>
-              <w:rPr>
-                <w:sz w:val="28"/>
-                <w:szCs w:val="28"/>
-                <w:lang w:val="es-ES"/>
-              </w:rPr>
-              <w:t>the</w:t>
-            </w:r>
-            <w:proofErr w:type="spellEnd"/>
-            <w:r>
-              <w:rPr>
-                <w:sz w:val="28"/>
-                <w:szCs w:val="28"/>
-                <w:lang w:val="es-ES"/>
-              </w:rPr>
-              <w:t xml:space="preserve"> </w:t>
-            </w:r>
-            <w:proofErr w:type="spellStart"/>
-            <w:r>
-              <w:rPr>
-                <w:sz w:val="28"/>
-                <w:szCs w:val="28"/>
-                <w:lang w:val="es-ES"/>
-              </w:rPr>
-              <w:t>prediction</w:t>
-            </w:r>
-            <w:proofErr w:type="spellEnd"/>
-            <w:r>
-              <w:rPr>
-                <w:sz w:val="28"/>
-                <w:szCs w:val="28"/>
-                <w:lang w:val="es-ES"/>
-              </w:rPr>
-              <w:t xml:space="preserve"> input </w:t>
-            </w:r>
-            <w:proofErr w:type="spellStart"/>
-            <w:r>
-              <w:rPr>
-                <w:sz w:val="28"/>
-                <w:szCs w:val="28"/>
-                <w:lang w:val="es-ES"/>
-              </w:rPr>
-              <w:t>contract</w:t>
-            </w:r>
-            <w:proofErr w:type="spellEnd"/>
-          </w:p>
-        </w:tc>
-        <w:tc>
-          <w:tcPr>
-            <w:tcW w:w="2354" w:type="dxa"/>
-          </w:tcPr>
-          <w:p>
-            <w:pPr>
-              <w:jc w:val="center"/>
-              <w:cnfStyle w:val="000000100000" w:firstRow="0" w:lastRow="0" w:firstColumn="0" w:lastColumn="0" w:oddVBand="0" w:evenVBand="0" w:oddHBand="1" w:evenHBand="0" w:firstRowFirstColumn="0" w:firstRowLastColumn="0" w:lastRowFirstColumn="0" w:lastRowLastColumn="0"/>
-              <w:rPr>
-                <w:sz w:val="28"/>
-                <w:szCs w:val="28"/>
-                <w:lang w:val="es-ES"/>
-              </w:rPr>
-            </w:pPr>
-            <w:proofErr w:type="spellStart"/>
-            <w:r>
-              <w:rPr>
-                <w:sz w:val="28"/>
-                <w:szCs w:val="28"/>
-                <w:lang w:val="es-ES"/>
-              </w:rPr>
-              <w:t>Write</w:t>
-            </w:r>
-            <w:proofErr w:type="spellEnd"/>
-            <w:r>
-              <w:rPr>
-                <w:sz w:val="28"/>
-                <w:szCs w:val="28"/>
-                <w:lang w:val="es-ES"/>
-              </w:rPr>
-              <w:t xml:space="preserve"> </w:t>
-            </w:r>
-            <w:proofErr w:type="spellStart"/>
-            <w:r>
-              <w:rPr>
-                <w:sz w:val="28"/>
-                <w:szCs w:val="28"/>
-                <w:lang w:val="es-ES"/>
-              </w:rPr>
-              <w:t>the</w:t>
-            </w:r>
-            <w:proofErr w:type="spellEnd"/>
-            <w:r>
-              <w:rPr>
-                <w:sz w:val="28"/>
-                <w:szCs w:val="28"/>
-                <w:lang w:val="es-ES"/>
-              </w:rPr>
-              <w:t xml:space="preserve"> </w:t>
-            </w:r>
-            <w:proofErr w:type="spellStart"/>
-            <w:r>
-              <w:rPr>
-                <w:sz w:val="28"/>
-                <w:szCs w:val="28"/>
-                <w:lang w:val="es-ES"/>
-              </w:rPr>
-              <w:t>question</w:t>
-            </w:r>
-            <w:proofErr w:type="spellEnd"/>
-            <w:r>
-              <w:rPr>
-                <w:sz w:val="28"/>
-                <w:szCs w:val="28"/>
-                <w:lang w:val="es-ES"/>
-              </w:rPr>
-              <w:t xml:space="preserve">, </w:t>
-            </w:r>
-            <w:proofErr w:type="spellStart"/>
-            <w:r>
-              <w:rPr>
-                <w:sz w:val="28"/>
-                <w:szCs w:val="28"/>
-                <w:lang w:val="es-ES"/>
-              </w:rPr>
-              <w:t>one</w:t>
-            </w:r>
-            <w:proofErr w:type="spellEnd"/>
-            <w:r>
-              <w:rPr>
-                <w:sz w:val="28"/>
-                <w:szCs w:val="28"/>
-                <w:lang w:val="es-ES"/>
-              </w:rPr>
-              <w:t xml:space="preserve">-page </w:t>
-            </w:r>
-            <w:proofErr w:type="spellStart"/>
-            <w:r>
-              <w:rPr>
-                <w:sz w:val="28"/>
-                <w:szCs w:val="28"/>
-                <w:lang w:val="es-ES"/>
-              </w:rPr>
-              <w:t>evaluation</w:t>
-            </w:r>
-            <w:proofErr w:type="spellEnd"/>
-            <w:r>
-              <w:rPr>
-                <w:sz w:val="28"/>
-                <w:szCs w:val="28"/>
-                <w:lang w:val="es-ES"/>
-              </w:rPr>
-              <w:t xml:space="preserve"> rule and </w:t>
-            </w:r>
-            <w:proofErr w:type="spellStart"/>
-            <w:r>
-              <w:rPr>
-                <w:sz w:val="28"/>
-                <w:szCs w:val="28"/>
-                <w:lang w:val="es-ES"/>
-              </w:rPr>
-              <w:t>requirements</w:t>
-            </w:r>
-            <w:proofErr w:type="spellEnd"/>
+            </w:pPr>
+            <w:r>
+              <w:rPr>
+                <w:rFonts w:eastAsia="Calibri" w:cs=""/>
+                <w:kern w:val="0"/>
+                <w:sz w:val="28"/>
+                <w:szCs w:val="28"/>
+                <w:lang w:val="es-ES" w:eastAsia="en-US" w:bidi="ar-SA"/>
+              </w:rPr>
+              <w:t>Write the question, one-page evaluation rule and requirements</w:t>
+            </w:r>
           </w:p>
         </w:tc>
       </w:tr>
       <w:tr>
         <w:trPr>
-          <w:trHeight w:val="463"/>
+          <w:trHeight w:val="463" w:hRule="atLeast"/>
         </w:trPr>
         <w:tc>
           <w:tcPr>
             <w:cnfStyle w:val="001000000000" w:firstRow="0" w:lastRow="0" w:firstColumn="1" w:lastColumn="0" w:oddVBand="0" w:evenVBand="0" w:oddHBand="0" w:evenHBand="0" w:firstRowFirstColumn="0" w:firstRowLastColumn="0" w:lastRowFirstColumn="0" w:lastRowLastColumn="0"/>
             <w:tcW w:w="2353" w:type="dxa"/>
-          </w:tcPr>
-          <w:p>
-            <w:pPr>
-              <w:jc w:val="center"/>
-              <w:rPr>
-                <w:b w:val="0"/>
-                <w:bCs w:val="0"/>
-                <w:sz w:val="28"/>
-                <w:szCs w:val="28"/>
-              </w:rPr>
-            </w:pPr>
+            <w:tcBorders/>
+          </w:tcPr>
+          <w:p>
+            <w:pPr>
+              <w:pStyle w:val="Normal"/>
+              <w:widowControl/>
+              <w:spacing w:lineRule="auto" w:line="240" w:before="0" w:after="0"/>
+              <w:jc w:val="center"/>
+              <w:rPr>
+                <w:b w:val="false"/>
+                <w:bCs w:val="false"/>
+                <w:sz w:val="28"/>
+                <w:szCs w:val="28"/>
+              </w:rPr>
+            </w:pPr>
+            <w:r>
+              <w:rPr>
+                <w:rFonts w:eastAsia="Calibri" w:cs=""/>
+                <w:b w:val="false"/>
+                <w:bCs w:val="false"/>
+                <w:kern w:val="0"/>
+                <w:sz w:val="28"/>
+                <w:szCs w:val="28"/>
+                <w:lang w:val="pl-PL" w:eastAsia="en-US" w:bidi="ar-SA"/>
+              </w:rPr>
+              <w:t>30/10/2026</w:t>
+            </w:r>
           </w:p>
         </w:tc>
         <w:tc>
           <w:tcPr>
             <w:tcW w:w="2353" w:type="dxa"/>
-          </w:tcPr>
-          <w:p>
-            <w:pPr>
+            <w:tcBorders/>
+          </w:tcPr>
+          <w:p>
+            <w:pPr>
+              <w:pStyle w:val="Normal"/>
+              <w:widowControl/>
+              <w:spacing w:lineRule="auto" w:line="240" w:before="0" w:after="0"/>
               <w:jc w:val="center"/>
               <w:cnfStyle w:val="000000000000" w:firstRow="0" w:lastRow="0" w:firstColumn="0" w:lastColumn="0" w:oddVBand="0" w:evenVBand="0" w:oddHBand="0" w:evenHBand="0" w:firstRowFirstColumn="0" w:firstRowLastColumn="0" w:lastRowFirstColumn="0" w:lastRowLastColumn="0"/>
               <w:rPr>
@@ -878,14 +636,57 @@
                 <w:szCs w:val="28"/>
               </w:rPr>
             </w:pPr>
+            <w:r>
+              <w:rPr>
+                <w:rFonts w:eastAsia="Calibri" w:cs=""/>
+                <w:kern w:val="0"/>
+                <w:sz w:val="28"/>
+                <w:szCs w:val="28"/>
+                <w:lang w:val="pl-PL" w:eastAsia="en-US" w:bidi="ar-SA"/>
+              </w:rPr>
+              <w:t>13/11/2026</w:t>
+            </w:r>
+          </w:p>
+        </w:tc>
+        <w:tc>
+          <w:tcPr>
+            <w:tcW w:w="2354" w:type="dxa"/>
+            <w:tcBorders/>
+          </w:tcPr>
+          <w:p>
+            <w:pPr>
+              <w:pStyle w:val="Normal"/>
+              <w:widowControl/>
+              <w:spacing w:lineRule="auto" w:line="240" w:before="0" w:after="0"/>
+              <w:jc w:val="center"/>
+              <w:cnfStyle w:val="000000000000" w:firstRow="0" w:lastRow="0" w:firstColumn="0" w:lastColumn="0" w:oddVBand="0" w:evenVBand="0" w:oddHBand="0" w:evenHBand="0" w:firstRowFirstColumn="0" w:firstRowLastColumn="0" w:lastRowFirstColumn="0" w:lastRowLastColumn="0"/>
+              <w:rPr>
+                <w:sz w:val="28"/>
+                <w:szCs w:val="28"/>
+              </w:rPr>
+            </w:pPr>
+            <w:r>
+              <w:rPr>
+                <w:rFonts w:eastAsia="Calibri" w:cs=""/>
+                <w:kern w:val="0"/>
+                <w:sz w:val="28"/>
+                <w:szCs w:val="28"/>
+                <w:lang w:val="pl-PL" w:eastAsia="en-US" w:bidi="ar-SA"/>
+              </w:rPr>
+              <w:t>Connect owner-protected dataset views and review import integraton</w:t>
+            </w:r>
           </w:p>
         </w:tc>
         <w:tc>
           <w:tcPr>
             <w:tcW w:w="2353" w:type="dxa"/>
-          </w:tcPr>
-          <w:p>
-            <w:pPr>
+            <w:tcBorders/>
+          </w:tcPr>
+          <w:p>
+            <w:pPr>
+              <w:pStyle w:val="Normal"/>
+              <w:widowControl/>
+              <w:spacing w:lineRule="auto" w:line="240" w:before="0" w:after="0"/>
               <w:jc w:val="center"/>
               <w:cnfStyle w:val="000000000000" w:firstRow="0" w:lastRow="0" w:firstColumn="0" w:lastColumn="0" w:oddVBand="0" w:evenVBand="0" w:oddHBand="0" w:evenHBand="0" w:firstRowFirstColumn="0" w:firstRowLastColumn="0" w:lastRowFirstColumn="0" w:lastRowLastColumn="0"/>
               <w:rPr>
@@ -893,14 +694,28 @@
                 <w:szCs w:val="28"/>
               </w:rPr>
             </w:pPr>
+            <w:r>
+              <w:rPr>
+                <w:rFonts w:eastAsia="Calibri" w:cs=""/>
+                <w:kern w:val="0"/>
+                <w:sz w:val="28"/>
+                <w:szCs w:val="28"/>
+                <w:lang w:val="pl-PL" w:eastAsia="en-US" w:bidi="ar-SA"/>
+              </w:rPr>
+              <w:t xml:space="preserve">Build upload, dataset list and basic statistics screens </w:t>
+            </w:r>
           </w:p>
         </w:tc>
         <w:tc>
           <w:tcPr>
             <w:tcW w:w="2353" w:type="dxa"/>
-          </w:tcPr>
-          <w:p>
-            <w:pPr>
+            <w:tcBorders/>
+          </w:tcPr>
+          <w:p>
+            <w:pPr>
+              <w:pStyle w:val="Normal"/>
+              <w:widowControl/>
+              <w:spacing w:lineRule="auto" w:line="240" w:before="0" w:after="0"/>
               <w:jc w:val="center"/>
               <w:cnfStyle w:val="000000000000" w:firstRow="0" w:lastRow="0" w:firstColumn="0" w:lastColumn="0" w:oddVBand="0" w:evenVBand="0" w:oddHBand="0" w:evenHBand="0" w:firstRowFirstColumn="0" w:firstRowLastColumn="0" w:lastRowFirstColumn="0" w:lastRowLastColumn="0"/>
               <w:rPr>
@@ -908,80 +723,126 @@
                 <w:szCs w:val="28"/>
               </w:rPr>
             </w:pPr>
+            <w:r>
+              <w:rPr>
+                <w:rFonts w:eastAsia="Calibri" w:cs=""/>
+                <w:kern w:val="0"/>
+                <w:sz w:val="28"/>
+                <w:szCs w:val="28"/>
+                <w:lang w:val="pl-PL" w:eastAsia="en-US" w:bidi="ar-SA"/>
+              </w:rPr>
+              <w:t xml:space="preserve">Implement one validated, atomic CSV import </w:t>
+            </w:r>
           </w:p>
         </w:tc>
         <w:tc>
           <w:tcPr>
             <w:tcW w:w="2354" w:type="dxa"/>
-          </w:tcPr>
-          <w:p>
-            <w:pPr>
-              <w:jc w:val="center"/>
+            <w:tcBorders/>
+          </w:tcPr>
+          <w:p>
+            <w:pPr>
+              <w:pStyle w:val="Normal"/>
+              <w:widowControl/>
+              <w:spacing w:lineRule="auto" w:line="240" w:before="0" w:after="0"/>
+              <w:jc w:val="start"/>
               <w:cnfStyle w:val="000000000000" w:firstRow="0" w:lastRow="0" w:firstColumn="0" w:lastColumn="0" w:oddVBand="0" w:evenVBand="0" w:oddHBand="0" w:evenHBand="0" w:firstRowFirstColumn="0" w:firstRowLastColumn="0" w:lastRowFirstColumn="0" w:lastRowLastColumn="0"/>
               <w:rPr>
                 <w:sz w:val="28"/>
                 <w:szCs w:val="28"/>
               </w:rPr>
             </w:pPr>
+            <w:r>
+              <w:rPr>
+                <w:rFonts w:eastAsia="Calibri" w:cs=""/>
+                <w:kern w:val="0"/>
+                <w:sz w:val="28"/>
+                <w:szCs w:val="28"/>
+                <w:lang w:val="pl-PL" w:eastAsia="en-US" w:bidi="ar-SA"/>
+              </w:rPr>
+              <w:t>Create fixed splits and train baseline plus logistics regression</w:t>
+            </w:r>
           </w:p>
         </w:tc>
         <w:tc>
           <w:tcPr>
             <w:tcW w:w="2354" w:type="dxa"/>
-          </w:tcPr>
-          <w:p>
-            <w:pPr>
+            <w:tcBorders/>
+          </w:tcPr>
+          <w:p>
+            <w:pPr>
+              <w:pStyle w:val="Normal"/>
+              <w:widowControl/>
+              <w:spacing w:lineRule="auto" w:line="240" w:before="0" w:after="0"/>
+              <w:jc w:val="start"/>
               <w:cnfStyle w:val="000000000000" w:firstRow="0" w:lastRow="0" w:firstColumn="0" w:lastColumn="0" w:oddVBand="0" w:evenVBand="0" w:oddHBand="0" w:evenHBand="0" w:firstRowFirstColumn="0" w:firstRowLastColumn="0" w:lastRowFirstColumn="0" w:lastRowLastColumn="0"/>
               <w:rPr>
                 <w:sz w:val="28"/>
                 <w:szCs w:val="28"/>
               </w:rPr>
             </w:pPr>
-          </w:p>
-        </w:tc>
-        <w:tc>
-          <w:tcPr>
-            <w:tcW w:w="2354" w:type="dxa"/>
-          </w:tcPr>
-          <w:p>
-            <w:pPr>
-              <w:cnfStyle w:val="000000000000" w:firstRow="0" w:lastRow="0" w:firstColumn="0" w:lastColumn="0" w:oddVBand="0" w:evenVBand="0" w:oddHBand="0" w:evenHBand="0" w:firstRowFirstColumn="0" w:firstRowLastColumn="0" w:lastRowFirstColumn="0" w:lastRowLastColumn="0"/>
-              <w:rPr>
-                <w:sz w:val="28"/>
-                <w:szCs w:val="28"/>
-              </w:rPr>
-            </w:pPr>
+            <w:r>
+              <w:rPr>
+                <w:rFonts w:eastAsia="Calibri" w:cs=""/>
+                <w:kern w:val="0"/>
+                <w:sz w:val="28"/>
+                <w:szCs w:val="28"/>
+                <w:lang w:val="pl-PL" w:eastAsia="en-US" w:bidi="ar-SA"/>
+              </w:rPr>
+              <w:t>Check descriptive statistics and validation metrics independently</w:t>
+            </w:r>
           </w:p>
         </w:tc>
       </w:tr>
       <w:tr>
         <w:trPr>
+          <w:trHeight w:val="463" w:hRule="atLeast"/>
           <w:cnfStyle w:val="000000100000" w:firstRow="0" w:lastRow="0" w:firstColumn="0" w:lastColumn="0" w:oddVBand="0" w:evenVBand="0" w:oddHBand="1" w:evenHBand="0" w:firstRowFirstColumn="0" w:firstRowLastColumn="0" w:lastRowFirstColumn="0" w:lastRowLastColumn="0"/>
-          <w:trHeight w:val="463"/>
         </w:trPr>
         <w:tc>
           <w:tcPr>
             <w:cnfStyle w:val="001000000000" w:firstRow="0" w:lastRow="0" w:firstColumn="1" w:lastColumn="0" w:oddVBand="0" w:evenVBand="0" w:oddHBand="0" w:evenHBand="0" w:firstRowFirstColumn="0" w:firstRowLastColumn="0" w:lastRowFirstColumn="0" w:lastRowLastColumn="0"/>
             <w:tcW w:w="2353" w:type="dxa"/>
-          </w:tcPr>
-          <w:p>
-            <w:pPr>
-              <w:jc w:val="center"/>
-              <w:rPr>
-                <w:b w:val="0"/>
-                <w:bCs w:val="0"/>
-                <w:sz w:val="28"/>
-                <w:szCs w:val="28"/>
-              </w:rPr>
-            </w:pPr>
+            <w:tcBorders/>
+            <w:shd w:color="auto" w:fill="DEEAF6" w:themeFill="accent5" w:themeFillTint="33" w:val="clear"/>
+          </w:tcPr>
+          <w:p>
+            <w:pPr>
+              <w:pStyle w:val="Normal"/>
+              <w:widowControl/>
+              <w:spacing w:lineRule="auto" w:line="240" w:before="0" w:after="0"/>
+              <w:jc w:val="center"/>
+              <w:rPr>
+                <w:b w:val="false"/>
+                <w:bCs w:val="false"/>
+                <w:sz w:val="28"/>
+                <w:szCs w:val="28"/>
+              </w:rPr>
+            </w:pPr>
+            <w:r>
+              <w:rPr>
+                <w:rFonts w:eastAsia="Calibri" w:cs=""/>
+                <w:b w:val="false"/>
+                <w:bCs w:val="false"/>
+                <w:kern w:val="0"/>
+                <w:sz w:val="28"/>
+                <w:szCs w:val="28"/>
+                <w:lang w:val="pl-PL" w:eastAsia="en-US" w:bidi="ar-SA"/>
+              </w:rPr>
+            </w:r>
           </w:p>
         </w:tc>
         <w:tc>
           <w:tcPr>
             <w:tcW w:w="2353" w:type="dxa"/>
-          </w:tcPr>
-          <w:p>
-            <w:pPr>
+            <w:tcBorders/>
+            <w:shd w:color="auto" w:fill="DEEAF6" w:themeFill="accent5" w:themeFillTint="33" w:val="clear"/>
+          </w:tcPr>
+          <w:p>
+            <w:pPr>
+              <w:pStyle w:val="Normal"/>
+              <w:widowControl/>
+              <w:spacing w:lineRule="auto" w:line="240" w:before="0" w:after="0"/>
               <w:jc w:val="center"/>
               <w:cnfStyle w:val="000000100000" w:firstRow="0" w:lastRow="0" w:firstColumn="0" w:lastColumn="0" w:oddVBand="0" w:evenVBand="0" w:oddHBand="1" w:evenHBand="0" w:firstRowFirstColumn="0" w:firstRowLastColumn="0" w:lastRowFirstColumn="0" w:lastRowLastColumn="0"/>
               <w:rPr>
@@ -989,14 +850,57 @@
                 <w:szCs w:val="28"/>
               </w:rPr>
             </w:pPr>
+            <w:r>
+              <w:rPr>
+                <w:rFonts w:eastAsia="Calibri" w:cs=""/>
+                <w:kern w:val="0"/>
+                <w:sz w:val="28"/>
+                <w:szCs w:val="28"/>
+                <w:lang w:val="pl-PL" w:eastAsia="en-US" w:bidi="ar-SA"/>
+              </w:rPr>
+            </w:r>
+          </w:p>
+        </w:tc>
+        <w:tc>
+          <w:tcPr>
+            <w:tcW w:w="2354" w:type="dxa"/>
+            <w:tcBorders/>
+            <w:shd w:color="auto" w:fill="DEEAF6" w:themeFill="accent5" w:themeFillTint="33" w:val="clear"/>
+          </w:tcPr>
+          <w:p>
+            <w:pPr>
+              <w:pStyle w:val="Normal"/>
+              <w:widowControl/>
+              <w:spacing w:lineRule="auto" w:line="240" w:before="0" w:after="0"/>
+              <w:jc w:val="center"/>
+              <w:cnfStyle w:val="000000100000" w:firstRow="0" w:lastRow="0" w:firstColumn="0" w:lastColumn="0" w:oddVBand="0" w:evenVBand="0" w:oddHBand="1" w:evenHBand="0" w:firstRowFirstColumn="0" w:firstRowLastColumn="0" w:lastRowFirstColumn="0" w:lastRowLastColumn="0"/>
+              <w:rPr>
+                <w:sz w:val="28"/>
+                <w:szCs w:val="28"/>
+              </w:rPr>
+            </w:pPr>
+            <w:r>
+              <w:rPr>
+                <w:rFonts w:eastAsia="Calibri" w:cs=""/>
+                <w:kern w:val="0"/>
+                <w:sz w:val="28"/>
+                <w:szCs w:val="28"/>
+                <w:lang w:val="pl-PL" w:eastAsia="en-US" w:bidi="ar-SA"/>
+              </w:rPr>
+            </w:r>
           </w:p>
         </w:tc>
         <w:tc>
           <w:tcPr>
             <w:tcW w:w="2353" w:type="dxa"/>
-          </w:tcPr>
-          <w:p>
-            <w:pPr>
+            <w:tcBorders/>
+            <w:shd w:color="auto" w:fill="DEEAF6" w:themeFill="accent5" w:themeFillTint="33" w:val="clear"/>
+          </w:tcPr>
+          <w:p>
+            <w:pPr>
+              <w:pStyle w:val="Normal"/>
+              <w:widowControl/>
+              <w:spacing w:lineRule="auto" w:line="240" w:before="0" w:after="0"/>
               <w:jc w:val="center"/>
               <w:cnfStyle w:val="000000100000" w:firstRow="0" w:lastRow="0" w:firstColumn="0" w:lastColumn="0" w:oddVBand="0" w:evenVBand="0" w:oddHBand="1" w:evenHBand="0" w:firstRowFirstColumn="0" w:firstRowLastColumn="0" w:lastRowFirstColumn="0" w:lastRowLastColumn="0"/>
               <w:rPr>
@@ -1004,14 +908,28 @@
                 <w:szCs w:val="28"/>
               </w:rPr>
             </w:pPr>
+            <w:r>
+              <w:rPr>
+                <w:rFonts w:eastAsia="Calibri" w:cs=""/>
+                <w:kern w:val="0"/>
+                <w:sz w:val="28"/>
+                <w:szCs w:val="28"/>
+                <w:lang w:val="pl-PL" w:eastAsia="en-US" w:bidi="ar-SA"/>
+              </w:rPr>
+            </w:r>
           </w:p>
         </w:tc>
         <w:tc>
           <w:tcPr>
             <w:tcW w:w="2353" w:type="dxa"/>
-          </w:tcPr>
-          <w:p>
-            <w:pPr>
+            <w:tcBorders/>
+            <w:shd w:color="auto" w:fill="DEEAF6" w:themeFill="accent5" w:themeFillTint="33" w:val="clear"/>
+          </w:tcPr>
+          <w:p>
+            <w:pPr>
+              <w:pStyle w:val="Normal"/>
+              <w:widowControl/>
+              <w:spacing w:lineRule="auto" w:line="240" w:before="0" w:after="0"/>
               <w:jc w:val="center"/>
               <w:cnfStyle w:val="000000100000" w:firstRow="0" w:lastRow="0" w:firstColumn="0" w:lastColumn="0" w:oddVBand="0" w:evenVBand="0" w:oddHBand="1" w:evenHBand="0" w:firstRowFirstColumn="0" w:firstRowLastColumn="0" w:lastRowFirstColumn="0" w:lastRowLastColumn="0"/>
               <w:rPr>
@@ -1019,71 +937,118 @@
                 <w:szCs w:val="28"/>
               </w:rPr>
             </w:pPr>
+            <w:r>
+              <w:rPr>
+                <w:rFonts w:eastAsia="Calibri" w:cs=""/>
+                <w:kern w:val="0"/>
+                <w:sz w:val="28"/>
+                <w:szCs w:val="28"/>
+                <w:lang w:val="pl-PL" w:eastAsia="en-US" w:bidi="ar-SA"/>
+              </w:rPr>
+            </w:r>
           </w:p>
         </w:tc>
         <w:tc>
           <w:tcPr>
             <w:tcW w:w="2354" w:type="dxa"/>
-          </w:tcPr>
-          <w:p>
-            <w:pPr>
-              <w:jc w:val="center"/>
+            <w:tcBorders/>
+            <w:shd w:color="auto" w:fill="DEEAF6" w:themeFill="accent5" w:themeFillTint="33" w:val="clear"/>
+          </w:tcPr>
+          <w:p>
+            <w:pPr>
+              <w:pStyle w:val="Normal"/>
+              <w:widowControl/>
+              <w:spacing w:lineRule="auto" w:line="240" w:before="0" w:after="0"/>
+              <w:jc w:val="start"/>
               <w:cnfStyle w:val="000000100000" w:firstRow="0" w:lastRow="0" w:firstColumn="0" w:lastColumn="0" w:oddVBand="0" w:evenVBand="0" w:oddHBand="1" w:evenHBand="0" w:firstRowFirstColumn="0" w:firstRowLastColumn="0" w:lastRowFirstColumn="0" w:lastRowLastColumn="0"/>
               <w:rPr>
                 <w:sz w:val="28"/>
                 <w:szCs w:val="28"/>
               </w:rPr>
             </w:pPr>
+            <w:r>
+              <w:rPr>
+                <w:rFonts w:eastAsia="Calibri" w:cs=""/>
+                <w:kern w:val="0"/>
+                <w:sz w:val="28"/>
+                <w:szCs w:val="28"/>
+                <w:lang w:val="pl-PL" w:eastAsia="en-US" w:bidi="ar-SA"/>
+              </w:rPr>
+            </w:r>
           </w:p>
         </w:tc>
         <w:tc>
           <w:tcPr>
             <w:tcW w:w="2354" w:type="dxa"/>
-          </w:tcPr>
-          <w:p>
-            <w:pPr>
+            <w:tcBorders/>
+            <w:shd w:color="auto" w:fill="DEEAF6" w:themeFill="accent5" w:themeFillTint="33" w:val="clear"/>
+          </w:tcPr>
+          <w:p>
+            <w:pPr>
+              <w:pStyle w:val="Normal"/>
+              <w:widowControl/>
+              <w:spacing w:lineRule="auto" w:line="240" w:before="0" w:after="0"/>
+              <w:jc w:val="start"/>
               <w:cnfStyle w:val="000000100000" w:firstRow="0" w:lastRow="0" w:firstColumn="0" w:lastColumn="0" w:oddVBand="0" w:evenVBand="0" w:oddHBand="1" w:evenHBand="0" w:firstRowFirstColumn="0" w:firstRowLastColumn="0" w:lastRowFirstColumn="0" w:lastRowLastColumn="0"/>
               <w:rPr>
                 <w:sz w:val="28"/>
                 <w:szCs w:val="28"/>
               </w:rPr>
             </w:pPr>
-          </w:p>
-        </w:tc>
-        <w:tc>
-          <w:tcPr>
-            <w:tcW w:w="2354" w:type="dxa"/>
-          </w:tcPr>
-          <w:p>
-            <w:pPr>
-              <w:cnfStyle w:val="000000100000" w:firstRow="0" w:lastRow="0" w:firstColumn="0" w:lastColumn="0" w:oddVBand="0" w:evenVBand="0" w:oddHBand="1" w:evenHBand="0" w:firstRowFirstColumn="0" w:firstRowLastColumn="0" w:lastRowFirstColumn="0" w:lastRowLastColumn="0"/>
-              <w:rPr>
-                <w:sz w:val="28"/>
-                <w:szCs w:val="28"/>
-              </w:rPr>
-            </w:pPr>
+            <w:r>
+              <w:rPr>
+                <w:rFonts w:eastAsia="Calibri" w:cs=""/>
+                <w:kern w:val="0"/>
+                <w:sz w:val="28"/>
+                <w:szCs w:val="28"/>
+                <w:lang w:val="pl-PL" w:eastAsia="en-US" w:bidi="ar-SA"/>
+              </w:rPr>
+            </w:r>
           </w:p>
         </w:tc>
       </w:tr>
     </w:tbl>
-    <w:p/>
-    <w:p/>
+    <w:p>
+      <w:pPr>
+        <w:pStyle w:val="Normal"/>
+        <w:rPr/>
+      </w:pPr>
+      <w:r>
+        <w:rPr/>
+      </w:r>
+    </w:p>
+    <w:p>
+      <w:pPr>
+        <w:pStyle w:val="Normal"/>
+        <w:widowControl/>
+        <w:bidi w:val="0"/>
+        <w:spacing w:lineRule="auto" w:line="259" w:before="0" w:after="160"/>
+        <w:jc w:val="start"/>
+        <w:rPr/>
+      </w:pPr>
+      <w:r>
+        <w:rPr/>
+      </w:r>
+    </w:p>
     <w:sectPr>
-      <w:pgSz w:w="16838" w:h="11906" w:orient="landscape"/>
-      <w:pgMar w:top="1417" w:right="1417" w:bottom="1417" w:left="1417" w:header="708" w:footer="708" w:gutter="0"/>
-      <w:cols w:space="708"/>
-      <w:docGrid w:linePitch="360"/>
+      <w:type w:val="nextPage"/>
+      <w:pgSz w:orient="landscape" w:w="16838" w:h="11906"/>
+      <w:pgMar w:left="1417" w:right="1417" w:gutter="0" w:header="0" w:top="1417" w:footer="0" w:bottom="1417"/>
+      <w:pgNumType w:fmt="decimal"/>
+      <w:formProt w:val="false"/>
+      <w:textDirection w:val="lrTb"/>
+      <w:docGrid w:type="default" w:linePitch="360" w:charSpace="0"/>
     </w:sectPr>
   </w:body>
 </w:document>
 </file>
 
 <file path=word/styles.xml><?xml version="1.0" encoding="utf-8"?>
-<w:styles xmlns:mc="http://schemas.openxmlformats.org/markup-compatibility/2006" xmlns:r="http://schemas.openxmlformats.org/officeDocument/2006/relationships" xmlns:w="http://schemas.openxmlformats.org/wordprocessingml/2006/main" xmlns:w14="http://schemas.microsoft.com/office/word/2010/wordml" xmlns:w15="http://schemas.microsoft.com/office/word/2012/wordml" xmlns:w16cex="http://schemas.microsoft.com/office/word/2018/wordml/cex" xmlns:w16cid="http://schemas.microsoft.com/office/word/2016/wordml/cid" xmlns:w16="http://schemas.microsoft.com/office/word/2018/wordml" xmlns:w16sdtdh="http://schemas.microsoft.com/office/word/2020/wordml/sdtdatahash" xmlns:w16se="http://schemas.microsoft.com/office/word/2015/wordml/symex" mc:Ignorable="w14 w15 w16se w16cid w16 w16cex w16sdtdh">
+<w:styles xmlns:w="http://schemas.openxmlformats.org/wordprocessingml/2006/main" xmlns:w14="http://schemas.microsoft.com/office/word/2010/wordml" xmlns:mc="http://schemas.openxmlformats.org/markup-compatibility/2006" mc:Ignorable="w14">
   <w:docDefaults>
     <w:rPrDefault>
       <w:rPr>
-        <w:rFonts w:asciiTheme="minorHAnsi" w:eastAsiaTheme="minorHAnsi" w:hAnsiTheme="minorHAnsi" w:cstheme="minorBidi"/>
+        <w:rFonts w:ascii="Calibri" w:hAnsi="Calibri" w:eastAsia="Calibri" w:cs="" w:asciiTheme="minorHAnsi" w:cstheme="minorBidi" w:eastAsiaTheme="minorHAnsi" w:hAnsiTheme="minorHAnsi"/>
         <w:sz w:val="22"/>
         <w:szCs w:val="22"/>
         <w:lang w:val="pl-PL" w:eastAsia="en-US" w:bidi="ar-SA"/>
@@ -1091,21 +1056,21 @@
     </w:rPrDefault>
     <w:pPrDefault>
       <w:pPr>
-        <w:spacing w:after="160" w:line="259" w:lineRule="auto"/>
+        <w:suppressAutoHyphens w:val="true"/>
       </w:pPr>
     </w:pPrDefault>
   </w:docDefaults>
   <w:latentStyles w:defLockedState="0" w:defUIPriority="99" w:defSemiHidden="0" w:defUnhideWhenUsed="0" w:defQFormat="0" w:count="376">
     <w:lsdException w:name="Normal" w:uiPriority="0" w:qFormat="1"/>
     <w:lsdException w:name="heading 1" w:uiPriority="9" w:qFormat="1"/>
-    <w:lsdException w:name="heading 2" w:semiHidden="1" w:uiPriority="9" w:unhideWhenUsed="1" w:qFormat="1"/>
-    <w:lsdException w:name="heading 3" w:semiHidden="1" w:uiPriority="9" w:unhideWhenUsed="1" w:qFormat="1"/>
-    <w:lsdException w:name="heading 4" w:semiHidden="1" w:uiPriority="9" w:unhideWhenUsed="1" w:qFormat="1"/>
-    <w:lsdException w:name="heading 5" w:semiHidden="1" w:uiPriority="9" w:unhideWhenUsed="1" w:qFormat="1"/>
-    <w:lsdException w:name="heading 6" w:semiHidden="1" w:uiPriority="9" w:unhideWhenUsed="1" w:qFormat="1"/>
-    <w:lsdException w:name="heading 7" w:semiHidden="1" w:uiPriority="9" w:unhideWhenUsed="1" w:qFormat="1"/>
-    <w:lsdException w:name="heading 8" w:semiHidden="1" w:uiPriority="9" w:unhideWhenUsed="1" w:qFormat="1"/>
-    <w:lsdException w:name="heading 9" w:semiHidden="1" w:uiPriority="9" w:unhideWhenUsed="1" w:qFormat="1"/>
+    <w:lsdException w:name="heading 2" w:uiPriority="9" w:semiHidden="1" w:unhideWhenUsed="1" w:qFormat="1"/>
+    <w:lsdException w:name="heading 3" w:uiPriority="9" w:semiHidden="1" w:unhideWhenUsed="1" w:qFormat="1"/>
+    <w:lsdException w:name="heading 4" w:uiPriority="9" w:semiHidden="1" w:unhideWhenUsed="1" w:qFormat="1"/>
+    <w:lsdException w:name="heading 5" w:uiPriority="9" w:semiHidden="1" w:unhideWhenUsed="1" w:qFormat="1"/>
+    <w:lsdException w:name="heading 6" w:uiPriority="9" w:semiHidden="1" w:unhideWhenUsed="1" w:qFormat="1"/>
+    <w:lsdException w:name="heading 7" w:uiPriority="9" w:semiHidden="1" w:unhideWhenUsed="1" w:qFormat="1"/>
+    <w:lsdException w:name="heading 8" w:uiPriority="9" w:semiHidden="1" w:unhideWhenUsed="1" w:qFormat="1"/>
+    <w:lsdException w:name="heading 9" w:uiPriority="9" w:semiHidden="1" w:unhideWhenUsed="1" w:qFormat="1"/>
     <w:lsdException w:name="index 1" w:semiHidden="1" w:unhideWhenUsed="1"/>
     <w:lsdException w:name="index 2" w:semiHidden="1" w:unhideWhenUsed="1"/>
     <w:lsdException w:name="index 3" w:semiHidden="1" w:unhideWhenUsed="1"/>
@@ -1115,22 +1080,22 @@
     <w:lsdException w:name="index 7" w:semiHidden="1" w:unhideWhenUsed="1"/>
     <w:lsdException w:name="index 8" w:semiHidden="1" w:unhideWhenUsed="1"/>
     <w:lsdException w:name="index 9" w:semiHidden="1" w:unhideWhenUsed="1"/>
-    <w:lsdException w:name="toc 1" w:semiHidden="1" w:uiPriority="39" w:unhideWhenUsed="1"/>
-    <w:lsdException w:name="toc 2" w:semiHidden="1" w:uiPriority="39" w:unhideWhenUsed="1"/>
-    <w:lsdException w:name="toc 3" w:semiHidden="1" w:uiPriority="39" w:unhideWhenUsed="1"/>
-    <w:lsdException w:name="toc 4" w:semiHidden="1" w:uiPriority="39" w:unhideWhenUsed="1"/>
-    <w:lsdException w:name="toc 5" w:semiHidden="1" w:uiPriority="39" w:unhideWhenUsed="1"/>
-    <w:lsdException w:name="toc 6" w:semiHidden="1" w:uiPriority="39" w:unhideWhenUsed="1"/>
-    <w:lsdException w:name="toc 7" w:semiHidden="1" w:uiPriority="39" w:unhideWhenUsed="1"/>
-    <w:lsdException w:name="toc 8" w:semiHidden="1" w:uiPriority="39" w:unhideWhenUsed="1"/>
-    <w:lsdException w:name="toc 9" w:semiHidden="1" w:uiPriority="39" w:unhideWhenUsed="1"/>
+    <w:lsdException w:name="toc 1" w:uiPriority="39" w:semiHidden="1" w:unhideWhenUsed="1"/>
+    <w:lsdException w:name="toc 2" w:uiPriority="39" w:semiHidden="1" w:unhideWhenUsed="1"/>
+    <w:lsdException w:name="toc 3" w:uiPriority="39" w:semiHidden="1" w:unhideWhenUsed="1"/>
+    <w:lsdException w:name="toc 4" w:uiPriority="39" w:semiHidden="1" w:unhideWhenUsed="1"/>
+    <w:lsdException w:name="toc 5" w:uiPriority="39" w:semiHidden="1" w:unhideWhenUsed="1"/>
+    <w:lsdException w:name="toc 6" w:uiPriority="39" w:semiHidden="1" w:unhideWhenUsed="1"/>
+    <w:lsdException w:name="toc 7" w:uiPriority="39" w:semiHidden="1" w:unhideWhenUsed="1"/>
+    <w:lsdException w:name="toc 8" w:uiPriority="39" w:semiHidden="1" w:unhideWhenUsed="1"/>
+    <w:lsdException w:name="toc 9" w:uiPriority="39" w:semiHidden="1" w:unhideWhenUsed="1"/>
     <w:lsdException w:name="Normal Indent" w:semiHidden="1" w:unhideWhenUsed="1"/>
     <w:lsdException w:name="footnote text" w:semiHidden="1" w:unhideWhenUsed="1"/>
     <w:lsdException w:name="annotation text" w:semiHidden="1" w:unhideWhenUsed="1"/>
     <w:lsdException w:name="header" w:semiHidden="1" w:unhideWhenUsed="1"/>
     <w:lsdException w:name="footer" w:semiHidden="1" w:unhideWhenUsed="1"/>
     <w:lsdException w:name="index heading" w:semiHidden="1" w:unhideWhenUsed="1"/>
-    <w:lsdException w:name="caption" w:semiHidden="1" w:uiPriority="35" w:unhideWhenUsed="1" w:qFormat="1"/>
+    <w:lsdException w:name="caption" w:uiPriority="35" w:semiHidden="1" w:unhideWhenUsed="1" w:qFormat="1"/>
     <w:lsdException w:name="table of figures" w:semiHidden="1" w:unhideWhenUsed="1"/>
     <w:lsdException w:name="envelope address" w:semiHidden="1" w:unhideWhenUsed="1"/>
     <w:lsdException w:name="envelope return" w:semiHidden="1" w:unhideWhenUsed="1"/>
@@ -1161,7 +1126,7 @@
     <w:lsdException w:name="Title" w:uiPriority="10" w:qFormat="1"/>
     <w:lsdException w:name="Closing" w:semiHidden="1" w:unhideWhenUsed="1"/>
     <w:lsdException w:name="Signature" w:semiHidden="1" w:unhideWhenUsed="1"/>
-    <w:lsdException w:name="Default Paragraph Font" w:semiHidden="1" w:uiPriority="1" w:unhideWhenUsed="1"/>
+    <w:lsdException w:name="Default Paragraph Font" w:uiPriority="1" w:semiHidden="1" w:unhideWhenUsed="1"/>
     <w:lsdException w:name="Body Text" w:semiHidden="1" w:unhideWhenUsed="1"/>
     <w:lsdException w:name="Body Text Indent" w:semiHidden="1" w:unhideWhenUsed="1"/>
     <w:lsdException w:name="List Continue" w:semiHidden="1" w:unhideWhenUsed="1"/>
@@ -1361,8 +1326,8 @@
     <w:lsdException w:name="Subtle Reference" w:uiPriority="31" w:qFormat="1"/>
     <w:lsdException w:name="Intense Reference" w:uiPriority="32" w:qFormat="1"/>
     <w:lsdException w:name="Book Title" w:uiPriority="33" w:qFormat="1"/>
-    <w:lsdException w:name="Bibliography" w:semiHidden="1" w:uiPriority="37" w:unhideWhenUsed="1"/>
-    <w:lsdException w:name="TOC Heading" w:semiHidden="1" w:uiPriority="39" w:unhideWhenUsed="1" w:qFormat="1"/>
+    <w:lsdException w:name="Bibliography" w:uiPriority="37" w:semiHidden="1" w:unhideWhenUsed="1"/>
+    <w:lsdException w:name="TOC Heading" w:uiPriority="39" w:semiHidden="1" w:unhideWhenUsed="1" w:qFormat="1"/>
     <w:lsdException w:name="Plain Table 1" w:uiPriority="41"/>
     <w:lsdException w:name="Plain Table 2" w:uiPriority="42"/>
     <w:lsdException w:name="Plain Table 3" w:uiPriority="43"/>
@@ -1473,14 +1438,147 @@
     <w:lsdException w:name="Unresolved Mention" w:semiHidden="1" w:unhideWhenUsed="1"/>
     <w:lsdException w:name="Smart Link" w:semiHidden="1" w:unhideWhenUsed="1"/>
   </w:latentStyles>
-  <w:style w:type="paragraph" w:default="1" w:styleId="Normal">
+  <w:style w:type="paragraph" w:styleId="Normal" w:default="1">
     <w:name w:val="Normal"/>
     <w:qFormat/>
+    <w:pPr>
+      <w:widowControl/>
+      <w:bidi w:val="0"/>
+      <w:spacing w:lineRule="auto" w:line="259" w:before="0" w:after="160"/>
+      <w:jc w:val="start"/>
+    </w:pPr>
+    <w:rPr>
+      <w:rFonts w:ascii="Calibri" w:hAnsi="Calibri" w:eastAsia="Calibri" w:cs="" w:asciiTheme="minorHAnsi" w:cstheme="minorBidi" w:eastAsiaTheme="minorHAnsi" w:hAnsiTheme="minorHAnsi"/>
+      <w:color w:val="auto"/>
+      <w:kern w:val="0"/>
+      <w:sz w:val="22"/>
+      <w:szCs w:val="22"/>
+      <w:lang w:val="pl-PL" w:eastAsia="en-US" w:bidi="ar-SA"/>
+    </w:rPr>
   </w:style>
-  <w:style w:type="character" w:default="1" w:styleId="Fuentedeprrafopredeter">
+  <w:style w:type="paragraph" w:styleId="Heading2">
+    <w:name w:val="heading 2"/>
+    <w:basedOn w:val="Heading"/>
+    <w:next w:val="BodyText"/>
+    <w:qFormat/>
+    <w:pPr>
+      <w:spacing w:before="200" w:after="120"/>
+      <w:outlineLvl w:val="1"/>
+    </w:pPr>
+    <w:rPr>
+      <w:rFonts w:ascii="Liberation Serif" w:hAnsi="Liberation Serif" w:eastAsia="Adwaita Sans" w:cs="Noto Sans Arabic"/>
+      <w:b/>
+      <w:bCs/>
+      <w:sz w:val="36"/>
+      <w:szCs w:val="36"/>
+    </w:rPr>
+  </w:style>
+  <w:style w:type="character" w:styleId="DefaultParagraphFont" w:default="1">
     <w:name w:val="Default Paragraph Font"/>
     <w:uiPriority w:val="1"/>
     <w:unhideWhenUsed/>
+    <w:qFormat/>
+    <w:rPr/>
+  </w:style>
+  <w:style w:type="character" w:styleId="TtuloCar" w:customStyle="1">
+    <w:name w:val="Título Car"/>
+    <w:basedOn w:val="DefaultParagraphFont"/>
+    <w:link w:val="Title"/>
+    <w:uiPriority w:val="10"/>
+    <w:qFormat/>
+    <w:rsid w:val="00fa2f97"/>
+    <w:rPr>
+      <w:rFonts w:ascii="Calibri Light" w:hAnsi="Calibri Light" w:eastAsia="" w:cs="" w:asciiTheme="majorHAnsi" w:cstheme="majorBidi" w:eastAsiaTheme="majorEastAsia" w:hAnsiTheme="majorHAnsi"/>
+      <w:spacing w:val="-10"/>
+      <w:kern w:val="2"/>
+      <w:sz w:val="56"/>
+      <w:szCs w:val="56"/>
+    </w:rPr>
+  </w:style>
+  <w:style w:type="paragraph" w:styleId="Heading">
+    <w:name w:val="Heading"/>
+    <w:basedOn w:val="Normal"/>
+    <w:next w:val="BodyText"/>
+    <w:qFormat/>
+    <w:pPr>
+      <w:keepNext w:val="true"/>
+      <w:spacing w:before="240" w:after="120"/>
+    </w:pPr>
+    <w:rPr>
+      <w:rFonts w:ascii="Liberation Sans" w:hAnsi="Liberation Sans" w:eastAsia="Noto Sans CJK SC" w:cs="Noto Sans Devanagari"/>
+      <w:sz w:val="28"/>
+      <w:szCs w:val="28"/>
+    </w:rPr>
+  </w:style>
+  <w:style w:type="paragraph" w:styleId="BodyText">
+    <w:name w:val="Body Text"/>
+    <w:basedOn w:val="Normal"/>
+    <w:pPr>
+      <w:spacing w:lineRule="auto" w:line="276" w:before="0" w:after="140"/>
+    </w:pPr>
+    <w:rPr/>
+  </w:style>
+  <w:style w:type="paragraph" w:styleId="List">
+    <w:name w:val="List"/>
+    <w:basedOn w:val="BodyText"/>
+    <w:pPr/>
+    <w:rPr>
+      <w:rFonts w:cs="Noto Sans Devanagari"/>
+    </w:rPr>
+  </w:style>
+  <w:style w:type="paragraph" w:styleId="Caption">
+    <w:name w:val="caption"/>
+    <w:basedOn w:val="Normal"/>
+    <w:qFormat/>
+    <w:pPr>
+      <w:suppressLineNumbers/>
+      <w:spacing w:before="120" w:after="120"/>
+    </w:pPr>
+    <w:rPr>
+      <w:rFonts w:cs="Noto Sans Devanagari"/>
+      <w:i/>
+      <w:iCs/>
+      <w:sz w:val="24"/>
+      <w:szCs w:val="24"/>
+    </w:rPr>
+  </w:style>
+  <w:style w:type="paragraph" w:styleId="Index">
+    <w:name w:val="Index"/>
+    <w:basedOn w:val="Normal"/>
+    <w:qFormat/>
+    <w:pPr>
+      <w:suppressLineNumbers/>
+    </w:pPr>
+    <w:rPr>
+      <w:rFonts w:cs="Noto Sans Devanagari"/>
+    </w:rPr>
+  </w:style>
+  <w:style w:type="paragraph" w:styleId="Title">
+    <w:name w:val="Title"/>
+    <w:basedOn w:val="Normal"/>
+    <w:next w:val="Normal"/>
+    <w:link w:val="TtuloCar"/>
+    <w:uiPriority w:val="10"/>
+    <w:qFormat/>
+    <w:rsid w:val="00fa2f97"/>
+    <w:pPr>
+      <w:spacing w:lineRule="auto" w:line="240" w:before="0" w:after="0"/>
+      <w:contextualSpacing/>
+    </w:pPr>
+    <w:rPr>
+      <w:rFonts w:ascii="Calibri Light" w:hAnsi="Calibri Light" w:eastAsia="" w:cs="" w:asciiTheme="majorHAnsi" w:cstheme="majorBidi" w:eastAsiaTheme="majorEastAsia" w:hAnsiTheme="majorHAnsi"/>
+      <w:spacing w:val="-10"/>
+      <w:kern w:val="2"/>
+      <w:sz w:val="56"/>
+      <w:szCs w:val="56"/>
+    </w:rPr>
+  </w:style>
+  <w:style w:type="numbering" w:styleId="NoList" w:default="1">
+    <w:name w:val="No List"/>
+    <w:uiPriority w:val="99"/>
+    <w:semiHidden/>
+    <w:unhideWhenUsed/>
+    <w:qFormat/>
   </w:style>
   <w:style w:type="table" w:default="1" w:styleId="Tablanormal">
     <w:name w:val="Normal Table"/>
@@ -1488,7 +1586,6 @@
     <w:semiHidden/>
     <w:unhideWhenUsed/>
     <w:tblPr>
-      <w:tblInd w:w="0" w:type="dxa"/>
       <w:tblCellMar>
         <w:top w:w="0" w:type="dxa"/>
         <w:left w:w="108" w:type="dxa"/>
@@ -1497,70 +1594,30 @@
       </w:tblCellMar>
     </w:tblPr>
   </w:style>
-  <w:style w:type="numbering" w:default="1" w:styleId="Sinlista">
-    <w:name w:val="No List"/>
-    <w:uiPriority w:val="99"/>
-    <w:semiHidden/>
-    <w:unhideWhenUsed/>
-  </w:style>
   <w:style w:type="table" w:styleId="Tablaconcuadrcula">
     <w:name w:val="Table Grid"/>
     <w:basedOn w:val="Tablanormal"/>
     <w:uiPriority w:val="39"/>
-    <w:rsid w:val="00FA2F97"/>
+    <w:rsid w:val="00fa2f97"/>
     <w:pPr>
       <w:spacing w:after="0" w:line="240" w:lineRule="auto"/>
     </w:pPr>
     <w:tblPr>
       <w:tblBorders>
-        <w:top w:val="single" w:sz="4" w:space="0" w:color="auto"/>
-        <w:left w:val="single" w:sz="4" w:space="0" w:color="auto"/>
-        <w:bottom w:val="single" w:sz="4" w:space="0" w:color="auto"/>
-        <w:right w:val="single" w:sz="4" w:space="0" w:color="auto"/>
-        <w:insideH w:val="single" w:sz="4" w:space="0" w:color="auto"/>
-        <w:insideV w:val="single" w:sz="4" w:space="0" w:color="auto"/>
+        <w:top w:val="single" w:color="auto" w:sz="4" w:space="0"/>
+        <w:left w:val="single" w:color="auto" w:sz="4" w:space="0"/>
+        <w:bottom w:val="single" w:color="auto" w:sz="4" w:space="0"/>
+        <w:right w:val="single" w:color="auto" w:sz="4" w:space="0"/>
+        <w:insideH w:val="single" w:color="auto" w:sz="4" w:space="0"/>
+        <w:insideV w:val="single" w:color="auto" w:sz="4" w:space="0"/>
       </w:tblBorders>
     </w:tblPr>
-  </w:style>
-  <w:style w:type="paragraph" w:styleId="Ttulo">
-    <w:name w:val="Title"/>
-    <w:basedOn w:val="Normal"/>
-    <w:next w:val="Normal"/>
-    <w:link w:val="TtuloCar"/>
-    <w:uiPriority w:val="10"/>
-    <w:qFormat/>
-    <w:rsid w:val="00FA2F97"/>
-    <w:pPr>
-      <w:spacing w:after="0" w:line="240" w:lineRule="auto"/>
-      <w:contextualSpacing/>
-    </w:pPr>
-    <w:rPr>
-      <w:rFonts w:asciiTheme="majorHAnsi" w:eastAsiaTheme="majorEastAsia" w:hAnsiTheme="majorHAnsi" w:cstheme="majorBidi"/>
-      <w:spacing w:val="-10"/>
-      <w:kern w:val="28"/>
-      <w:sz w:val="56"/>
-      <w:szCs w:val="56"/>
-    </w:rPr>
-  </w:style>
-  <w:style w:type="character" w:customStyle="1" w:styleId="TtuloCar">
-    <w:name w:val="Título Car"/>
-    <w:basedOn w:val="Fuentedeprrafopredeter"/>
-    <w:link w:val="Ttulo"/>
-    <w:uiPriority w:val="10"/>
-    <w:rsid w:val="00FA2F97"/>
-    <w:rPr>
-      <w:rFonts w:asciiTheme="majorHAnsi" w:eastAsiaTheme="majorEastAsia" w:hAnsiTheme="majorHAnsi" w:cstheme="majorBidi"/>
-      <w:spacing w:val="-10"/>
-      <w:kern w:val="28"/>
-      <w:sz w:val="56"/>
-      <w:szCs w:val="56"/>
-    </w:rPr>
   </w:style>
   <w:style w:type="table" w:styleId="Tablaconcuadrcula4-nfasis5">
     <w:name w:val="Grid Table 4 Accent 5"/>
     <w:basedOn w:val="Tablanormal"/>
     <w:uiPriority w:val="49"/>
-    <w:rsid w:val="00FA2F97"/>
+    <w:rsid w:val="00fa2f97"/>
     <w:pPr>
       <w:spacing w:after="0" w:line="240" w:lineRule="auto"/>
     </w:pPr>
@@ -1568,27 +1625,27 @@
       <w:tblStyleRowBandSize w:val="1"/>
       <w:tblStyleColBandSize w:val="1"/>
       <w:tblBorders>
-        <w:top w:val="single" w:sz="4" w:space="0" w:color="9CC2E5" w:themeColor="accent5" w:themeTint="99"/>
-        <w:left w:val="single" w:sz="4" w:space="0" w:color="9CC2E5" w:themeColor="accent5" w:themeTint="99"/>
-        <w:bottom w:val="single" w:sz="4" w:space="0" w:color="9CC2E5" w:themeColor="accent5" w:themeTint="99"/>
-        <w:right w:val="single" w:sz="4" w:space="0" w:color="9CC2E5" w:themeColor="accent5" w:themeTint="99"/>
-        <w:insideH w:val="single" w:sz="4" w:space="0" w:color="9CC2E5" w:themeColor="accent5" w:themeTint="99"/>
-        <w:insideV w:val="single" w:sz="4" w:space="0" w:color="9CC2E5" w:themeColor="accent5" w:themeTint="99"/>
+        <w:top w:val="single" w:color="9CC2E5" w:themeColor="accent5" w:themeTint="99" w:sz="4" w:space="0"/>
+        <w:left w:val="single" w:color="9CC2E5" w:themeColor="accent5" w:themeTint="99" w:sz="4" w:space="0"/>
+        <w:bottom w:val="single" w:color="9CC2E5" w:themeColor="accent5" w:themeTint="99" w:sz="4" w:space="0"/>
+        <w:right w:val="single" w:color="9CC2E5" w:themeColor="accent5" w:themeTint="99" w:sz="4" w:space="0"/>
+        <w:insideH w:val="single" w:color="9CC2E5" w:themeColor="accent5" w:themeTint="99" w:sz="4" w:space="0"/>
+        <w:insideV w:val="single" w:color="9CC2E5" w:themeColor="accent5" w:themeTint="99" w:sz="4" w:space="0"/>
       </w:tblBorders>
     </w:tblPr>
     <w:tblStylePr w:type="firstRow">
       <w:rPr>
         <w:b/>
         <w:bCs/>
-        <w:color w:val="FFFFFF" w:themeColor="background1"/>
+        <w:color w:val="ffffff" w:themeColor="background1"/>
       </w:rPr>
       <w:tblPr/>
       <w:tcPr>
         <w:tcBorders>
-          <w:top w:val="single" w:sz="4" w:space="0" w:color="5B9BD5" w:themeColor="accent5"/>
-          <w:left w:val="single" w:sz="4" w:space="0" w:color="5B9BD5" w:themeColor="accent5"/>
-          <w:bottom w:val="single" w:sz="4" w:space="0" w:color="5B9BD5" w:themeColor="accent5"/>
-          <w:right w:val="single" w:sz="4" w:space="0" w:color="5B9BD5" w:themeColor="accent5"/>
+          <w:top w:val="single" w:color="5B9BD5" w:themeColor="accent5" w:sz="4" w:space="0"/>
+          <w:left w:val="single" w:color="5B9BD5" w:themeColor="accent5" w:sz="4" w:space="0"/>
+          <w:bottom w:val="single" w:color="5B9BD5" w:themeColor="accent5" w:sz="4" w:space="0"/>
+          <w:right w:val="single" w:color="5B9BD5" w:themeColor="accent5" w:sz="4" w:space="0"/>
           <w:insideH w:val="nil"/>
           <w:insideV w:val="nil"/>
         </w:tcBorders>
@@ -1603,7 +1660,7 @@
       <w:tblPr/>
       <w:tcPr>
         <w:tcBorders>
-          <w:top w:val="double" w:sz="4" w:space="0" w:color="5B9BD5" w:themeColor="accent5"/>
+          <w:top w:val="double" w:color="5B9BD5" w:themeColor="accent5" w:sz="4" w:space="0"/>
         </w:tcBorders>
       </w:tcPr>
     </w:tblStylePr>
@@ -1612,12 +1669,14 @@
         <w:b/>
         <w:bCs/>
       </w:rPr>
+      <w:tblPr/>
     </w:tblStylePr>
     <w:tblStylePr w:type="lastCol">
       <w:rPr>
         <w:b/>
         <w:bCs/>
       </w:rPr>
+      <w:tblPr/>
     </w:tblStylePr>
     <w:tblStylePr w:type="band1Vert">
       <w:tblPr/>
@@ -1636,14 +1695,14 @@
 </file>
 
 <file path=word/theme/theme1.xml><?xml version="1.0" encoding="utf-8"?>
-<a:theme xmlns:a="http://schemas.openxmlformats.org/drawingml/2006/main" name="Motyw pakietu Office">
+<a:theme xmlns:a="http://schemas.openxmlformats.org/drawingml/2006/main" xmlns:r="http://schemas.openxmlformats.org/officeDocument/2006/relationships" name="Motyw pakietu Office">
   <a:themeElements>
     <a:clrScheme name="Pakiet Office">
       <a:dk1>
-        <a:sysClr val="windowText" lastClr="000000"/>
+        <a:srgbClr val="000000"/>
       </a:dk1>
       <a:lt1>
-        <a:sysClr val="window" lastClr="FFFFFF"/>
+        <a:srgbClr val="FFFFFF"/>
       </a:lt1>
       <a:dk2>
         <a:srgbClr val="44546A"/>
@@ -1678,153 +1737,55 @@
     </a:clrScheme>
     <a:fontScheme name="Pakiet Office">
       <a:majorFont>
-        <a:latin typeface="Calibri Light" panose="020F0302020204030204"/>
+        <a:latin typeface="Calibri Light" panose="020F0302020204030204" pitchFamily="0" charset="1"/>
         <a:ea typeface=""/>
         <a:cs typeface=""/>
-        <a:font script="Jpan" typeface="游ゴシック Light"/>
-        <a:font script="Hang" typeface="맑은 고딕"/>
-        <a:font script="Hans" typeface="等线 Light"/>
-        <a:font script="Hant" typeface="新細明體"/>
-        <a:font script="Arab" typeface="Times New Roman"/>
-        <a:font script="Hebr" typeface="Times New Roman"/>
-        <a:font script="Thai" typeface="Angsana New"/>
-        <a:font script="Ethi" typeface="Nyala"/>
-        <a:font script="Beng" typeface="Vrinda"/>
-        <a:font script="Gujr" typeface="Shruti"/>
-        <a:font script="Khmr" typeface="MoolBoran"/>
-        <a:font script="Knda" typeface="Tunga"/>
-        <a:font script="Guru" typeface="Raavi"/>
-        <a:font script="Cans" typeface="Euphemia"/>
-        <a:font script="Cher" typeface="Plantagenet Cherokee"/>
-        <a:font script="Yiii" typeface="Microsoft Yi Baiti"/>
-        <a:font script="Tibt" typeface="Microsoft Himalaya"/>
-        <a:font script="Thaa" typeface="MV Boli"/>
-        <a:font script="Deva" typeface="Mangal"/>
-        <a:font script="Telu" typeface="Gautami"/>
-        <a:font script="Taml" typeface="Latha"/>
-        <a:font script="Syrc" typeface="Estrangelo Edessa"/>
-        <a:font script="Orya" typeface="Kalinga"/>
-        <a:font script="Mlym" typeface="Kartika"/>
-        <a:font script="Laoo" typeface="DokChampa"/>
-        <a:font script="Sinh" typeface="Iskoola Pota"/>
-        <a:font script="Mong" typeface="Mongolian Baiti"/>
-        <a:font script="Viet" typeface="Times New Roman"/>
-        <a:font script="Uigh" typeface="Microsoft Uighur"/>
-        <a:font script="Geor" typeface="Sylfaen"/>
-        <a:font script="Armn" typeface="Arial"/>
-        <a:font script="Bugi" typeface="Leelawadee UI"/>
-        <a:font script="Bopo" typeface="Microsoft JhengHei"/>
-        <a:font script="Java" typeface="Javanese Text"/>
-        <a:font script="Lisu" typeface="Segoe UI"/>
-        <a:font script="Mymr" typeface="Myanmar Text"/>
-        <a:font script="Nkoo" typeface="Ebrima"/>
-        <a:font script="Olck" typeface="Nirmala UI"/>
-        <a:font script="Osma" typeface="Ebrima"/>
-        <a:font script="Phag" typeface="Phagspa"/>
-        <a:font script="Syrn" typeface="Estrangelo Edessa"/>
-        <a:font script="Syrj" typeface="Estrangelo Edessa"/>
-        <a:font script="Syre" typeface="Estrangelo Edessa"/>
-        <a:font script="Sora" typeface="Nirmala UI"/>
-        <a:font script="Tale" typeface="Microsoft Tai Le"/>
-        <a:font script="Talu" typeface="Microsoft New Tai Lue"/>
-        <a:font script="Tfng" typeface="Ebrima"/>
       </a:majorFont>
       <a:minorFont>
-        <a:latin typeface="Calibri" panose="020F0502020204030204"/>
+        <a:latin typeface="Calibri" panose="020F0502020204030204" pitchFamily="0" charset="1"/>
         <a:ea typeface=""/>
         <a:cs typeface=""/>
-        <a:font script="Jpan" typeface="游明朝"/>
-        <a:font script="Hang" typeface="맑은 고딕"/>
-        <a:font script="Hans" typeface="等线"/>
-        <a:font script="Hant" typeface="新細明體"/>
-        <a:font script="Arab" typeface="Arial"/>
-        <a:font script="Hebr" typeface="Arial"/>
-        <a:font script="Thai" typeface="Cordia New"/>
-        <a:font script="Ethi" typeface="Nyala"/>
-        <a:font script="Beng" typeface="Vrinda"/>
-        <a:font script="Gujr" typeface="Shruti"/>
-        <a:font script="Khmr" typeface="DaunPenh"/>
-        <a:font script="Knda" typeface="Tunga"/>
-        <a:font script="Guru" typeface="Raavi"/>
-        <a:font script="Cans" typeface="Euphemia"/>
-        <a:font script="Cher" typeface="Plantagenet Cherokee"/>
-        <a:font script="Yiii" typeface="Microsoft Yi Baiti"/>
-        <a:font script="Tibt" typeface="Microsoft Himalaya"/>
-        <a:font script="Thaa" typeface="MV Boli"/>
-        <a:font script="Deva" typeface="Mangal"/>
-        <a:font script="Telu" typeface="Gautami"/>
-        <a:font script="Taml" typeface="Latha"/>
-        <a:font script="Syrc" typeface="Estrangelo Edessa"/>
-        <a:font script="Orya" typeface="Kalinga"/>
-        <a:font script="Mlym" typeface="Kartika"/>
-        <a:font script="Laoo" typeface="DokChampa"/>
-        <a:font script="Sinh" typeface="Iskoola Pota"/>
-        <a:font script="Mong" typeface="Mongolian Baiti"/>
-        <a:font script="Viet" typeface="Arial"/>
-        <a:font script="Uigh" typeface="Microsoft Uighur"/>
-        <a:font script="Geor" typeface="Sylfaen"/>
-        <a:font script="Armn" typeface="Arial"/>
-        <a:font script="Bugi" typeface="Leelawadee UI"/>
-        <a:font script="Bopo" typeface="Microsoft JhengHei"/>
-        <a:font script="Java" typeface="Javanese Text"/>
-        <a:font script="Lisu" typeface="Segoe UI"/>
-        <a:font script="Mymr" typeface="Myanmar Text"/>
-        <a:font script="Nkoo" typeface="Ebrima"/>
-        <a:font script="Olck" typeface="Nirmala UI"/>
-        <a:font script="Osma" typeface="Ebrima"/>
-        <a:font script="Phag" typeface="Phagspa"/>
-        <a:font script="Syrn" typeface="Estrangelo Edessa"/>
-        <a:font script="Syrj" typeface="Estrangelo Edessa"/>
-        <a:font script="Syre" typeface="Estrangelo Edessa"/>
-        <a:font script="Sora" typeface="Nirmala UI"/>
-        <a:font script="Tale" typeface="Microsoft Tai Le"/>
-        <a:font script="Talu" typeface="Microsoft New Tai Lue"/>
-        <a:font script="Tfng" typeface="Ebrima"/>
       </a:minorFont>
     </a:fontScheme>
-    <a:fmtScheme name="Pakiet Office">
+    <a:fmtScheme>
       <a:fillStyleLst>
         <a:solidFill>
           <a:schemeClr val="phClr"/>
         </a:solidFill>
-        <a:gradFill rotWithShape="1">
+        <a:gradFill>
           <a:gsLst>
             <a:gs pos="0">
               <a:schemeClr val="phClr">
                 <a:lumMod val="110000"/>
-                <a:satMod val="105000"/>
                 <a:tint val="67000"/>
               </a:schemeClr>
             </a:gs>
             <a:gs pos="50000">
               <a:schemeClr val="phClr">
                 <a:lumMod val="105000"/>
-                <a:satMod val="103000"/>
                 <a:tint val="73000"/>
               </a:schemeClr>
             </a:gs>
             <a:gs pos="100000">
               <a:schemeClr val="phClr">
                 <a:lumMod val="105000"/>
-                <a:satMod val="109000"/>
                 <a:tint val="81000"/>
               </a:schemeClr>
             </a:gs>
           </a:gsLst>
           <a:lin ang="5400000" scaled="0"/>
+          <a:tileRect l="0" t="0" r="0" b="0"/>
         </a:gradFill>
-        <a:gradFill rotWithShape="1">
+        <a:gradFill>
           <a:gsLst>
             <a:gs pos="0">
               <a:schemeClr val="phClr">
-                <a:satMod val="103000"/>
                 <a:lumMod val="102000"/>
                 <a:tint val="94000"/>
               </a:schemeClr>
             </a:gs>
             <a:gs pos="50000">
               <a:schemeClr val="phClr">
-                <a:satMod val="110000"/>
                 <a:lumMod val="100000"/>
                 <a:shade val="100000"/>
               </a:schemeClr>
@@ -1832,33 +1793,24 @@
             <a:gs pos="100000">
               <a:schemeClr val="phClr">
                 <a:lumMod val="99000"/>
-                <a:satMod val="120000"/>
                 <a:shade val="78000"/>
               </a:schemeClr>
             </a:gs>
           </a:gsLst>
           <a:lin ang="5400000" scaled="0"/>
+          <a:tileRect l="0" t="0" r="0" b="0"/>
         </a:gradFill>
       </a:fillStyleLst>
       <a:lnStyleLst>
         <a:ln w="6350" cap="flat" cmpd="sng" algn="ctr">
-          <a:solidFill>
-            <a:schemeClr val="phClr"/>
-          </a:solidFill>
           <a:prstDash val="solid"/>
           <a:miter lim="800000"/>
         </a:ln>
         <a:ln w="12700" cap="flat" cmpd="sng" algn="ctr">
-          <a:solidFill>
-            <a:schemeClr val="phClr"/>
-          </a:solidFill>
           <a:prstDash val="solid"/>
           <a:miter lim="800000"/>
         </a:ln>
         <a:ln w="19050" cap="flat" cmpd="sng" algn="ctr">
-          <a:solidFill>
-            <a:schemeClr val="phClr"/>
-          </a:solidFill>
           <a:prstDash val="solid"/>
           <a:miter lim="800000"/>
         </a:ln>
@@ -1871,13 +1823,7 @@
           <a:effectLst/>
         </a:effectStyle>
         <a:effectStyle>
-          <a:effectLst>
-            <a:outerShdw blurRad="57150" dist="19050" dir="5400000" algn="ctr" rotWithShape="0">
-              <a:srgbClr val="000000">
-                <a:alpha val="63000"/>
-              </a:srgbClr>
-            </a:outerShdw>
-          </a:effectLst>
+          <a:effectLst/>
         </a:effectStyle>
       </a:effectStyleLst>
       <a:bgFillStyleLst>
@@ -1887,15 +1833,13 @@
         <a:solidFill>
           <a:schemeClr val="phClr">
             <a:tint val="95000"/>
-            <a:satMod val="170000"/>
           </a:schemeClr>
         </a:solidFill>
-        <a:gradFill rotWithShape="1">
+        <a:gradFill>
           <a:gsLst>
             <a:gs pos="0">
               <a:schemeClr val="phClr">
                 <a:tint val="93000"/>
-                <a:satMod val="150000"/>
                 <a:shade val="98000"/>
                 <a:lumMod val="102000"/>
               </a:schemeClr>
@@ -1903,7 +1847,6 @@
             <a:gs pos="50000">
               <a:schemeClr val="phClr">
                 <a:tint val="98000"/>
-                <a:satMod val="130000"/>
                 <a:shade val="90000"/>
                 <a:lumMod val="103000"/>
               </a:schemeClr>
@@ -1911,41 +1854,19 @@
             <a:gs pos="100000">
               <a:schemeClr val="phClr">
                 <a:shade val="63000"/>
-                <a:satMod val="120000"/>
               </a:schemeClr>
             </a:gs>
           </a:gsLst>
           <a:lin ang="5400000" scaled="0"/>
+          <a:tileRect l="0" t="0" r="0" b="0"/>
         </a:gradFill>
       </a:bgFillStyleLst>
     </a:fmtScheme>
   </a:themeElements>
-  <a:objectDefaults/>
-  <a:extraClrSchemeLst/>
-  <a:extLst>
-    <a:ext uri="{05A4C25C-085E-4340-85A3-A5531E510DB2}">
-      <thm15:themeFamily xmlns:thm15="http://schemas.microsoft.com/office/thememl/2012/main" name="Office Theme" id="{62F939B6-93AF-4DB8-9C6B-D6C7DFDC589F}" vid="{4A3C46E8-61CC-4603-A589-7422A47A8E4A}"/>
-    </a:ext>
-  </a:extLst>
 </a:theme>
 </file>
 
 <file path=customXml/item1.xml><?xml version="1.0" encoding="utf-8"?>
-<p:properties xmlns:p="http://schemas.microsoft.com/office/2006/metadata/properties" xmlns:xsi="http://www.w3.org/2001/XMLSchema-instance" xmlns:pc="http://schemas.microsoft.com/office/infopath/2007/PartnerControls">
-  <documentManagement/>
-</p:properties>
-</file>
-
-<file path=customXml/item2.xml><?xml version="1.0" encoding="utf-8"?>
-<?mso-contentType ?>
-<FormTemplates xmlns="http://schemas.microsoft.com/sharepoint/v3/contenttype/forms">
-  <Display>DocumentLibraryForm</Display>
-  <Edit>DocumentLibraryForm</Edit>
-  <New>DocumentLibraryForm</New>
-</FormTemplates>
-</file>
-
-<file path=customXml/item3.xml><?xml version="1.0" encoding="utf-8"?>
 <ct:contentTypeSchema xmlns:ct="http://schemas.microsoft.com/office/2006/metadata/contentType" xmlns:ma="http://schemas.microsoft.com/office/2006/metadata/properties/metaAttributes" ct:_="" ma:_="" ma:contentTypeName="Dokument" ma:contentTypeID="0x0101008727C52220BC974782C3C3D102D87AB1" ma:contentTypeVersion="3" ma:contentTypeDescription="Utwórz nowy dokument." ma:contentTypeScope="" ma:versionID="0f3a85b62cb7437567efb7f6e49e8b3c">
   <xsd:schema xmlns:xsd="http://www.w3.org/2001/XMLSchema" xmlns:xs="http://www.w3.org/2001/XMLSchema" xmlns:p="http://schemas.microsoft.com/office/2006/metadata/properties" xmlns:ns2="6a4a27e5-2ea2-4764-be44-28c19e7f0f0f" targetNamespace="http://schemas.microsoft.com/office/2006/metadata/properties" ma:root="true" ma:fieldsID="f662799728a3da0eaf53869df58c008b" ns2:_="">
     <xsd:import namespace="6a4a27e5-2ea2-4764-be44-28c19e7f0f0f"/>
@@ -2083,28 +2004,26 @@
 </ct:contentTypeSchema>
 </file>
 
+<file path=customXml/item2.xml><?xml version="1.0" encoding="utf-8"?>
+<?mso-contentType ?>
+<FormTemplates xmlns="http://schemas.microsoft.com/sharepoint/v3/contenttype/forms">
+  <Display>DocumentLibraryForm</Display>
+  <Edit>DocumentLibraryForm</Edit>
+  <New>DocumentLibraryForm</New>
+</FormTemplates>
+</file>
+
+<file path=customXml/item3.xml><?xml version="1.0" encoding="utf-8"?>
+<p:properties xmlns:p="http://schemas.microsoft.com/office/2006/metadata/properties" xmlns:xsi="http://www.w3.org/2001/XMLSchema-instance" xmlns:pc="http://schemas.microsoft.com/office/infopath/2007/PartnerControls">
+  <documentManagement/>
+</p:properties>
+</file>
+
 <file path=customXml/item4.xml><?xml version="1.0" encoding="utf-8"?>
 <b:Sources xmlns:b="http://schemas.openxmlformats.org/officeDocument/2006/bibliography" xmlns="http://schemas.openxmlformats.org/officeDocument/2006/bibliography" SelectedStyle="\APASixthEditionOfficeOnline.xsl" StyleName="APA" Version="6"/>
 </file>
 
 <file path=customXml/itemProps1.xml><?xml version="1.0" encoding="utf-8"?>
-<ds:datastoreItem xmlns:ds="http://schemas.openxmlformats.org/officeDocument/2006/customXml" ds:itemID="{A4A8358E-36BB-4BE5-AF35-6E171E815933}">
-  <ds:schemaRefs>
-    <ds:schemaRef ds:uri="http://schemas.microsoft.com/office/2006/metadata/properties"/>
-    <ds:schemaRef ds:uri="http://schemas.microsoft.com/office/infopath/2007/PartnerControls"/>
-  </ds:schemaRefs>
-</ds:datastoreItem>
-</file>
-
-<file path=customXml/itemProps2.xml><?xml version="1.0" encoding="utf-8"?>
-<ds:datastoreItem xmlns:ds="http://schemas.openxmlformats.org/officeDocument/2006/customXml" ds:itemID="{6F327B00-D987-4EA5-9585-5952891516C6}">
-  <ds:schemaRefs>
-    <ds:schemaRef ds:uri="http://schemas.microsoft.com/sharepoint/v3/contenttype/forms"/>
-  </ds:schemaRefs>
-</ds:datastoreItem>
-</file>
-
-<file path=customXml/itemProps3.xml><?xml version="1.0" encoding="utf-8"?>
 <ds:datastoreItem xmlns:ds="http://schemas.openxmlformats.org/officeDocument/2006/customXml" ds:itemID="{61383F99-12B9-45FD-BFEA-A61DDE96DACD}">
   <ds:schemaRefs>
     <ds:schemaRef ds:uri="http://schemas.microsoft.com/office/2006/metadata/contentType"/>
@@ -2122,6 +2041,23 @@
 </ds:datastoreItem>
 </file>
 
+<file path=customXml/itemProps2.xml><?xml version="1.0" encoding="utf-8"?>
+<ds:datastoreItem xmlns:ds="http://schemas.openxmlformats.org/officeDocument/2006/customXml" ds:itemID="{6F327B00-D987-4EA5-9585-5952891516C6}">
+  <ds:schemaRefs>
+    <ds:schemaRef ds:uri="http://schemas.microsoft.com/sharepoint/v3/contenttype/forms"/>
+  </ds:schemaRefs>
+</ds:datastoreItem>
+</file>
+
+<file path=customXml/itemProps3.xml><?xml version="1.0" encoding="utf-8"?>
+<ds:datastoreItem xmlns:ds="http://schemas.openxmlformats.org/officeDocument/2006/customXml" ds:itemID="{A4A8358E-36BB-4BE5-AF35-6E171E815933}">
+  <ds:schemaRefs>
+    <ds:schemaRef ds:uri="http://schemas.microsoft.com/office/2006/metadata/properties"/>
+    <ds:schemaRef ds:uri="http://schemas.microsoft.com/office/infopath/2007/PartnerControls"/>
+  </ds:schemaRefs>
+</ds:datastoreItem>
+</file>
+
 <file path=customXml/itemProps4.xml><?xml version="1.0" encoding="utf-8"?>
 <ds:datastoreItem xmlns:ds="http://schemas.openxmlformats.org/officeDocument/2006/customXml" ds:itemID="{3D57FF5F-2042-4F37-9EF1-0F6B3B783A9E}">
   <ds:schemaRefs>
